--- a/Hito3/Documentación/Hito 2 - word.docx
+++ b/Hito3/Documentación/Hito 2 - word.docx
@@ -31,7 +31,7 @@
                     <pic:cNvPicPr/>
                   </pic:nvPicPr>
                   <pic:blipFill>
-                    <a:blip r:embed="rId8">
+                    <a:blip r:embed="rId11">
                       <a:extLst>
                         <a:ext uri="{28A0092B-C50C-407E-A947-70E740481C1C}">
                           <a14:useLocalDpi xmlns:a14="http://schemas.microsoft.com/office/drawing/2010/main"/>
@@ -68,7 +68,21 @@
         <w:rPr>
           <w:rStyle w:val="Ttulodellibro"/>
         </w:rPr>
-        <w:t>Proyecto Intermodular Hito 2</w:t>
+        <w:t xml:space="preserve">Proyecto </w:t>
+      </w:r>
+      <w:proofErr w:type="spellStart"/>
+      <w:r>
+        <w:rPr>
+          <w:rStyle w:val="Ttulodellibro"/>
+        </w:rPr>
+        <w:t>Intermodular</w:t>
+      </w:r>
+      <w:proofErr w:type="spellEnd"/>
+      <w:r>
+        <w:rPr>
+          <w:rStyle w:val="Ttulodellibro"/>
+        </w:rPr>
+        <w:t xml:space="preserve"> Hito 2</w:t>
       </w:r>
     </w:p>
     <w:p/>
@@ -141,6 +155,7 @@
           <w:u w:val="single"/>
         </w:rPr>
       </w:pPr>
+      <w:proofErr w:type="spellStart"/>
       <w:r>
         <w:rPr>
           <w:sz w:val="40"/>
@@ -150,35 +165,1255 @@
         <w:lastRenderedPageBreak/>
         <w:t>Abstract</w:t>
       </w:r>
-    </w:p>
-    <w:p>
-      <w:r>
-        <w:t xml:space="preserve">For this project, we have designed a website called “Roomie” that will help students find rooms to rent near the universities they study at. </w:t>
+      <w:proofErr w:type="spellEnd"/>
+    </w:p>
+    <w:p>
+      <w:r>
+        <w:t xml:space="preserve">For </w:t>
+      </w:r>
+      <w:proofErr w:type="spellStart"/>
+      <w:r>
+        <w:t>this</w:t>
+      </w:r>
+      <w:proofErr w:type="spellEnd"/>
+      <w:r>
+        <w:t xml:space="preserve"> </w:t>
+      </w:r>
+      <w:proofErr w:type="spellStart"/>
+      <w:r>
+        <w:t>project</w:t>
+      </w:r>
+      <w:proofErr w:type="spellEnd"/>
+      <w:r>
+        <w:t xml:space="preserve">, </w:t>
+      </w:r>
+      <w:proofErr w:type="spellStart"/>
+      <w:r>
+        <w:t>we</w:t>
+      </w:r>
+      <w:proofErr w:type="spellEnd"/>
+      <w:r>
+        <w:t xml:space="preserve"> </w:t>
+      </w:r>
+      <w:proofErr w:type="spellStart"/>
+      <w:r>
+        <w:t>have</w:t>
+      </w:r>
+      <w:proofErr w:type="spellEnd"/>
+      <w:r>
+        <w:t xml:space="preserve"> </w:t>
+      </w:r>
+      <w:proofErr w:type="spellStart"/>
+      <w:r>
+        <w:t>designed</w:t>
+      </w:r>
+      <w:proofErr w:type="spellEnd"/>
+      <w:r>
+        <w:t xml:space="preserve"> a </w:t>
+      </w:r>
+      <w:proofErr w:type="spellStart"/>
+      <w:r>
+        <w:t>website</w:t>
+      </w:r>
+      <w:proofErr w:type="spellEnd"/>
+      <w:r>
+        <w:t xml:space="preserve"> </w:t>
+      </w:r>
+      <w:proofErr w:type="spellStart"/>
+      <w:r>
+        <w:t>called</w:t>
+      </w:r>
+      <w:proofErr w:type="spellEnd"/>
+      <w:r>
+        <w:t xml:space="preserve"> “</w:t>
+      </w:r>
+      <w:proofErr w:type="spellStart"/>
+      <w:r>
+        <w:t>Roomie</w:t>
+      </w:r>
+      <w:proofErr w:type="spellEnd"/>
+      <w:r>
+        <w:t xml:space="preserve">” </w:t>
+      </w:r>
+      <w:proofErr w:type="spellStart"/>
+      <w:r>
+        <w:t>that</w:t>
+      </w:r>
+      <w:proofErr w:type="spellEnd"/>
+      <w:r>
+        <w:t xml:space="preserve"> </w:t>
+      </w:r>
+      <w:proofErr w:type="spellStart"/>
+      <w:r>
+        <w:t>will</w:t>
+      </w:r>
+      <w:proofErr w:type="spellEnd"/>
+      <w:r>
+        <w:t xml:space="preserve"> </w:t>
+      </w:r>
+      <w:proofErr w:type="spellStart"/>
+      <w:r>
+        <w:t>help</w:t>
+      </w:r>
+      <w:proofErr w:type="spellEnd"/>
+      <w:r>
+        <w:t xml:space="preserve"> </w:t>
+      </w:r>
+      <w:proofErr w:type="spellStart"/>
+      <w:r>
+        <w:t>students</w:t>
+      </w:r>
+      <w:proofErr w:type="spellEnd"/>
+      <w:r>
+        <w:t xml:space="preserve"> </w:t>
+      </w:r>
+      <w:proofErr w:type="spellStart"/>
+      <w:r>
+        <w:t>find</w:t>
+      </w:r>
+      <w:proofErr w:type="spellEnd"/>
+      <w:r>
+        <w:t xml:space="preserve"> </w:t>
+      </w:r>
+      <w:proofErr w:type="spellStart"/>
+      <w:r>
+        <w:t>rooms</w:t>
+      </w:r>
+      <w:proofErr w:type="spellEnd"/>
+      <w:r>
+        <w:t xml:space="preserve"> </w:t>
+      </w:r>
+      <w:proofErr w:type="spellStart"/>
+      <w:r>
+        <w:t>to</w:t>
+      </w:r>
+      <w:proofErr w:type="spellEnd"/>
+      <w:r>
+        <w:t xml:space="preserve"> </w:t>
+      </w:r>
+      <w:proofErr w:type="spellStart"/>
+      <w:r>
+        <w:t>rent</w:t>
+      </w:r>
+      <w:proofErr w:type="spellEnd"/>
+      <w:r>
+        <w:t xml:space="preserve"> </w:t>
+      </w:r>
+      <w:proofErr w:type="spellStart"/>
+      <w:r>
+        <w:t>near</w:t>
+      </w:r>
+      <w:proofErr w:type="spellEnd"/>
+      <w:r>
+        <w:t xml:space="preserve"> </w:t>
+      </w:r>
+      <w:proofErr w:type="spellStart"/>
+      <w:r>
+        <w:t>the</w:t>
+      </w:r>
+      <w:proofErr w:type="spellEnd"/>
+      <w:r>
+        <w:t xml:space="preserve"> </w:t>
+      </w:r>
+      <w:proofErr w:type="spellStart"/>
+      <w:r>
+        <w:t>universities</w:t>
+      </w:r>
+      <w:proofErr w:type="spellEnd"/>
+      <w:r>
+        <w:t xml:space="preserve"> </w:t>
+      </w:r>
+      <w:proofErr w:type="spellStart"/>
+      <w:r>
+        <w:t>they</w:t>
+      </w:r>
+      <w:proofErr w:type="spellEnd"/>
+      <w:r>
+        <w:t xml:space="preserve"> </w:t>
+      </w:r>
+      <w:proofErr w:type="spellStart"/>
+      <w:r>
+        <w:t>study</w:t>
+      </w:r>
+      <w:proofErr w:type="spellEnd"/>
+      <w:r>
+        <w:t xml:space="preserve"> at. </w:t>
       </w:r>
       <w:r>
         <w:br/>
-        <w:t xml:space="preserve">The website will let the home owners publish their property as a whole, and the students will choose a room to rent from the house. </w:t>
+        <w:t xml:space="preserve">The </w:t>
+      </w:r>
+      <w:proofErr w:type="spellStart"/>
+      <w:r>
+        <w:t>website</w:t>
+      </w:r>
+      <w:proofErr w:type="spellEnd"/>
+      <w:r>
+        <w:t xml:space="preserve"> </w:t>
+      </w:r>
+      <w:proofErr w:type="spellStart"/>
+      <w:r>
+        <w:t>will</w:t>
+      </w:r>
+      <w:proofErr w:type="spellEnd"/>
+      <w:r>
+        <w:t xml:space="preserve"> </w:t>
+      </w:r>
+      <w:proofErr w:type="spellStart"/>
+      <w:r>
+        <w:t>let</w:t>
+      </w:r>
+      <w:proofErr w:type="spellEnd"/>
+      <w:r>
+        <w:t xml:space="preserve"> </w:t>
+      </w:r>
+      <w:proofErr w:type="spellStart"/>
+      <w:r>
+        <w:t>the</w:t>
+      </w:r>
+      <w:proofErr w:type="spellEnd"/>
+      <w:r>
+        <w:t xml:space="preserve"> home </w:t>
+      </w:r>
+      <w:proofErr w:type="spellStart"/>
+      <w:r>
+        <w:t>owners</w:t>
+      </w:r>
+      <w:proofErr w:type="spellEnd"/>
+      <w:r>
+        <w:t xml:space="preserve"> </w:t>
+      </w:r>
+      <w:proofErr w:type="spellStart"/>
+      <w:r>
+        <w:t>publish</w:t>
+      </w:r>
+      <w:proofErr w:type="spellEnd"/>
+      <w:r>
+        <w:t xml:space="preserve"> </w:t>
+      </w:r>
+      <w:proofErr w:type="spellStart"/>
+      <w:r>
+        <w:t>their</w:t>
+      </w:r>
+      <w:proofErr w:type="spellEnd"/>
+      <w:r>
+        <w:t xml:space="preserve"> </w:t>
+      </w:r>
+      <w:proofErr w:type="spellStart"/>
+      <w:r>
+        <w:t>property</w:t>
+      </w:r>
+      <w:proofErr w:type="spellEnd"/>
+      <w:r>
+        <w:t xml:space="preserve"> as a </w:t>
+      </w:r>
+      <w:proofErr w:type="spellStart"/>
+      <w:r>
+        <w:t>whole</w:t>
+      </w:r>
+      <w:proofErr w:type="spellEnd"/>
+      <w:r>
+        <w:t xml:space="preserve">, and </w:t>
+      </w:r>
+      <w:proofErr w:type="spellStart"/>
+      <w:r>
+        <w:t>the</w:t>
+      </w:r>
+      <w:proofErr w:type="spellEnd"/>
+      <w:r>
+        <w:t xml:space="preserve"> </w:t>
+      </w:r>
+      <w:proofErr w:type="spellStart"/>
+      <w:r>
+        <w:t>students</w:t>
+      </w:r>
+      <w:proofErr w:type="spellEnd"/>
+      <w:r>
+        <w:t xml:space="preserve"> </w:t>
+      </w:r>
+      <w:proofErr w:type="spellStart"/>
+      <w:r>
+        <w:t>will</w:t>
+      </w:r>
+      <w:proofErr w:type="spellEnd"/>
+      <w:r>
+        <w:t xml:space="preserve"> </w:t>
+      </w:r>
+      <w:proofErr w:type="spellStart"/>
+      <w:r>
+        <w:t>choose</w:t>
+      </w:r>
+      <w:proofErr w:type="spellEnd"/>
+      <w:r>
+        <w:t xml:space="preserve"> a </w:t>
+      </w:r>
+      <w:proofErr w:type="spellStart"/>
+      <w:r>
+        <w:t>room</w:t>
+      </w:r>
+      <w:proofErr w:type="spellEnd"/>
+      <w:r>
+        <w:t xml:space="preserve"> </w:t>
+      </w:r>
+      <w:proofErr w:type="spellStart"/>
+      <w:r>
+        <w:t>to</w:t>
+      </w:r>
+      <w:proofErr w:type="spellEnd"/>
+      <w:r>
+        <w:t xml:space="preserve"> </w:t>
+      </w:r>
+      <w:proofErr w:type="spellStart"/>
+      <w:r>
+        <w:t>rent</w:t>
+      </w:r>
+      <w:proofErr w:type="spellEnd"/>
+      <w:r>
+        <w:t xml:space="preserve"> </w:t>
+      </w:r>
+      <w:proofErr w:type="spellStart"/>
+      <w:r>
+        <w:t>from</w:t>
+      </w:r>
+      <w:proofErr w:type="spellEnd"/>
+      <w:r>
+        <w:t xml:space="preserve"> </w:t>
+      </w:r>
+      <w:proofErr w:type="spellStart"/>
+      <w:r>
+        <w:t>the</w:t>
+      </w:r>
+      <w:proofErr w:type="spellEnd"/>
+      <w:r>
+        <w:t xml:space="preserve"> </w:t>
+      </w:r>
+      <w:proofErr w:type="spellStart"/>
+      <w:r>
+        <w:t>house</w:t>
+      </w:r>
+      <w:proofErr w:type="spellEnd"/>
+      <w:r>
+        <w:t xml:space="preserve">. </w:t>
       </w:r>
       <w:r>
         <w:br/>
-        <w:t xml:space="preserve">The price of the room won’t change depending on the amount of renters in the house and the duration of the contract will always be 9 months. </w:t>
+        <w:t xml:space="preserve">The </w:t>
+      </w:r>
+      <w:proofErr w:type="spellStart"/>
+      <w:r>
+        <w:t>price</w:t>
+      </w:r>
+      <w:proofErr w:type="spellEnd"/>
+      <w:r>
+        <w:t xml:space="preserve"> </w:t>
+      </w:r>
+      <w:proofErr w:type="spellStart"/>
+      <w:r>
+        <w:t>of</w:t>
+      </w:r>
+      <w:proofErr w:type="spellEnd"/>
+      <w:r>
+        <w:t xml:space="preserve"> </w:t>
+      </w:r>
+      <w:proofErr w:type="spellStart"/>
+      <w:r>
+        <w:t>the</w:t>
+      </w:r>
+      <w:proofErr w:type="spellEnd"/>
+      <w:r>
+        <w:t xml:space="preserve"> </w:t>
+      </w:r>
+      <w:proofErr w:type="spellStart"/>
+      <w:r>
+        <w:t>room</w:t>
+      </w:r>
+      <w:proofErr w:type="spellEnd"/>
+      <w:r>
+        <w:t xml:space="preserve"> </w:t>
+      </w:r>
+      <w:proofErr w:type="spellStart"/>
+      <w:r>
+        <w:t>won’t</w:t>
+      </w:r>
+      <w:proofErr w:type="spellEnd"/>
+      <w:r>
+        <w:t xml:space="preserve"> </w:t>
+      </w:r>
+      <w:proofErr w:type="spellStart"/>
+      <w:r>
+        <w:t>change</w:t>
+      </w:r>
+      <w:proofErr w:type="spellEnd"/>
+      <w:r>
+        <w:t xml:space="preserve"> </w:t>
+      </w:r>
+      <w:proofErr w:type="spellStart"/>
+      <w:r>
+        <w:t>depending</w:t>
+      </w:r>
+      <w:proofErr w:type="spellEnd"/>
+      <w:r>
+        <w:t xml:space="preserve"> </w:t>
+      </w:r>
+      <w:proofErr w:type="spellStart"/>
+      <w:r>
+        <w:t>on</w:t>
+      </w:r>
+      <w:proofErr w:type="spellEnd"/>
+      <w:r>
+        <w:t xml:space="preserve"> </w:t>
+      </w:r>
+      <w:proofErr w:type="spellStart"/>
+      <w:r>
+        <w:t>the</w:t>
+      </w:r>
+      <w:proofErr w:type="spellEnd"/>
+      <w:r>
+        <w:t xml:space="preserve"> </w:t>
+      </w:r>
+      <w:proofErr w:type="spellStart"/>
+      <w:r>
+        <w:t>amount</w:t>
+      </w:r>
+      <w:proofErr w:type="spellEnd"/>
+      <w:r>
+        <w:t xml:space="preserve"> </w:t>
+      </w:r>
+      <w:proofErr w:type="spellStart"/>
+      <w:r>
+        <w:t>of</w:t>
+      </w:r>
+      <w:proofErr w:type="spellEnd"/>
+      <w:r>
+        <w:t xml:space="preserve"> </w:t>
+      </w:r>
+      <w:proofErr w:type="spellStart"/>
+      <w:r>
+        <w:t>renters</w:t>
+      </w:r>
+      <w:proofErr w:type="spellEnd"/>
+      <w:r>
+        <w:t xml:space="preserve"> in </w:t>
+      </w:r>
+      <w:proofErr w:type="spellStart"/>
+      <w:r>
+        <w:t>the</w:t>
+      </w:r>
+      <w:proofErr w:type="spellEnd"/>
+      <w:r>
+        <w:t xml:space="preserve"> </w:t>
+      </w:r>
+      <w:proofErr w:type="spellStart"/>
+      <w:r>
+        <w:t>house</w:t>
+      </w:r>
+      <w:proofErr w:type="spellEnd"/>
+      <w:r>
+        <w:t xml:space="preserve"> and </w:t>
+      </w:r>
+      <w:proofErr w:type="spellStart"/>
+      <w:r>
+        <w:t>the</w:t>
+      </w:r>
+      <w:proofErr w:type="spellEnd"/>
+      <w:r>
+        <w:t xml:space="preserve"> </w:t>
+      </w:r>
+      <w:proofErr w:type="spellStart"/>
+      <w:r>
+        <w:t>duration</w:t>
+      </w:r>
+      <w:proofErr w:type="spellEnd"/>
+      <w:r>
+        <w:t xml:space="preserve"> </w:t>
+      </w:r>
+      <w:proofErr w:type="spellStart"/>
+      <w:r>
+        <w:t>of</w:t>
+      </w:r>
+      <w:proofErr w:type="spellEnd"/>
+      <w:r>
+        <w:t xml:space="preserve"> </w:t>
+      </w:r>
+      <w:proofErr w:type="spellStart"/>
+      <w:r>
+        <w:t>the</w:t>
+      </w:r>
+      <w:proofErr w:type="spellEnd"/>
+      <w:r>
+        <w:t xml:space="preserve"> </w:t>
+      </w:r>
+      <w:proofErr w:type="spellStart"/>
+      <w:r>
+        <w:t>contract</w:t>
+      </w:r>
+      <w:proofErr w:type="spellEnd"/>
+      <w:r>
+        <w:t xml:space="preserve"> </w:t>
+      </w:r>
+      <w:proofErr w:type="spellStart"/>
+      <w:r>
+        <w:t>will</w:t>
+      </w:r>
+      <w:proofErr w:type="spellEnd"/>
+      <w:r>
+        <w:t xml:space="preserve"> </w:t>
+      </w:r>
+      <w:proofErr w:type="spellStart"/>
+      <w:r>
+        <w:t>always</w:t>
+      </w:r>
+      <w:proofErr w:type="spellEnd"/>
+      <w:r>
+        <w:t xml:space="preserve"> be 9 </w:t>
+      </w:r>
+      <w:proofErr w:type="spellStart"/>
+      <w:r>
+        <w:t>months</w:t>
+      </w:r>
+      <w:proofErr w:type="spellEnd"/>
+      <w:r>
+        <w:t xml:space="preserve">. </w:t>
       </w:r>
       <w:r>
         <w:br/>
-        <w:t xml:space="preserve">The deposit will be handled by a third party, and will only be given back with the tenant’s and renter’s signature. </w:t>
+        <w:t xml:space="preserve">The </w:t>
+      </w:r>
+      <w:proofErr w:type="spellStart"/>
+      <w:r>
+        <w:t>deposit</w:t>
+      </w:r>
+      <w:proofErr w:type="spellEnd"/>
+      <w:r>
+        <w:t xml:space="preserve"> </w:t>
+      </w:r>
+      <w:proofErr w:type="spellStart"/>
+      <w:r>
+        <w:t>will</w:t>
+      </w:r>
+      <w:proofErr w:type="spellEnd"/>
+      <w:r>
+        <w:t xml:space="preserve"> be </w:t>
+      </w:r>
+      <w:proofErr w:type="spellStart"/>
+      <w:r>
+        <w:t>handled</w:t>
+      </w:r>
+      <w:proofErr w:type="spellEnd"/>
+      <w:r>
+        <w:t xml:space="preserve"> </w:t>
+      </w:r>
+      <w:proofErr w:type="spellStart"/>
+      <w:r>
+        <w:t>by</w:t>
+      </w:r>
+      <w:proofErr w:type="spellEnd"/>
+      <w:r>
+        <w:t xml:space="preserve"> a </w:t>
+      </w:r>
+      <w:proofErr w:type="spellStart"/>
+      <w:r>
+        <w:t>third</w:t>
+      </w:r>
+      <w:proofErr w:type="spellEnd"/>
+      <w:r>
+        <w:t xml:space="preserve"> </w:t>
+      </w:r>
+      <w:proofErr w:type="spellStart"/>
+      <w:r>
+        <w:t>party</w:t>
+      </w:r>
+      <w:proofErr w:type="spellEnd"/>
+      <w:r>
+        <w:t xml:space="preserve">, and </w:t>
+      </w:r>
+      <w:proofErr w:type="spellStart"/>
+      <w:r>
+        <w:t>will</w:t>
+      </w:r>
+      <w:proofErr w:type="spellEnd"/>
+      <w:r>
+        <w:t xml:space="preserve"> </w:t>
+      </w:r>
+      <w:proofErr w:type="spellStart"/>
+      <w:r>
+        <w:t>only</w:t>
+      </w:r>
+      <w:proofErr w:type="spellEnd"/>
+      <w:r>
+        <w:t xml:space="preserve"> be </w:t>
+      </w:r>
+      <w:proofErr w:type="spellStart"/>
+      <w:r>
+        <w:t>given</w:t>
+      </w:r>
+      <w:proofErr w:type="spellEnd"/>
+      <w:r>
+        <w:t xml:space="preserve"> back </w:t>
+      </w:r>
+      <w:proofErr w:type="spellStart"/>
+      <w:r>
+        <w:t>with</w:t>
+      </w:r>
+      <w:proofErr w:type="spellEnd"/>
+      <w:r>
+        <w:t xml:space="preserve"> </w:t>
+      </w:r>
+      <w:proofErr w:type="spellStart"/>
+      <w:r>
+        <w:t>the</w:t>
+      </w:r>
+      <w:proofErr w:type="spellEnd"/>
+      <w:r>
+        <w:t xml:space="preserve"> </w:t>
+      </w:r>
+      <w:proofErr w:type="spellStart"/>
+      <w:r>
+        <w:t>tenant’s</w:t>
+      </w:r>
+      <w:proofErr w:type="spellEnd"/>
+      <w:r>
+        <w:t xml:space="preserve"> and </w:t>
+      </w:r>
+      <w:proofErr w:type="spellStart"/>
+      <w:r>
+        <w:t>renter’s</w:t>
+      </w:r>
+      <w:proofErr w:type="spellEnd"/>
+      <w:r>
+        <w:t xml:space="preserve"> </w:t>
+      </w:r>
+      <w:proofErr w:type="spellStart"/>
+      <w:r>
+        <w:t>signature</w:t>
+      </w:r>
+      <w:proofErr w:type="spellEnd"/>
+      <w:r>
+        <w:t xml:space="preserve">. </w:t>
       </w:r>
       <w:r>
         <w:br/>
-        <w:t xml:space="preserve">We have used an iterative software methodology to develop the website in different iterations separated by a couple months each. The tasks have been divided using a Trello table and following the KanBan agile methodology, for easier communication and organization. </w:t>
+      </w:r>
+      <w:proofErr w:type="spellStart"/>
+      <w:r>
+        <w:t>We</w:t>
+      </w:r>
+      <w:proofErr w:type="spellEnd"/>
+      <w:r>
+        <w:t xml:space="preserve"> </w:t>
+      </w:r>
+      <w:proofErr w:type="spellStart"/>
+      <w:r>
+        <w:t>have</w:t>
+      </w:r>
+      <w:proofErr w:type="spellEnd"/>
+      <w:r>
+        <w:t xml:space="preserve"> </w:t>
+      </w:r>
+      <w:proofErr w:type="spellStart"/>
+      <w:r>
+        <w:t>used</w:t>
+      </w:r>
+      <w:proofErr w:type="spellEnd"/>
+      <w:r>
+        <w:t xml:space="preserve"> </w:t>
+      </w:r>
+      <w:proofErr w:type="spellStart"/>
+      <w:r>
+        <w:t>an</w:t>
+      </w:r>
+      <w:proofErr w:type="spellEnd"/>
+      <w:r>
+        <w:t xml:space="preserve"> iterative software </w:t>
+      </w:r>
+      <w:proofErr w:type="spellStart"/>
+      <w:r>
+        <w:t>methodology</w:t>
+      </w:r>
+      <w:proofErr w:type="spellEnd"/>
+      <w:r>
+        <w:t xml:space="preserve"> </w:t>
+      </w:r>
+      <w:proofErr w:type="spellStart"/>
+      <w:r>
+        <w:t>to</w:t>
+      </w:r>
+      <w:proofErr w:type="spellEnd"/>
+      <w:r>
+        <w:t xml:space="preserve"> </w:t>
+      </w:r>
+      <w:proofErr w:type="spellStart"/>
+      <w:r>
+        <w:t>develop</w:t>
+      </w:r>
+      <w:proofErr w:type="spellEnd"/>
+      <w:r>
+        <w:t xml:space="preserve"> </w:t>
+      </w:r>
+      <w:proofErr w:type="spellStart"/>
+      <w:r>
+        <w:t>the</w:t>
+      </w:r>
+      <w:proofErr w:type="spellEnd"/>
+      <w:r>
+        <w:t xml:space="preserve"> </w:t>
+      </w:r>
+      <w:proofErr w:type="spellStart"/>
+      <w:r>
+        <w:t>website</w:t>
+      </w:r>
+      <w:proofErr w:type="spellEnd"/>
+      <w:r>
+        <w:t xml:space="preserve"> in </w:t>
+      </w:r>
+      <w:proofErr w:type="spellStart"/>
+      <w:r>
+        <w:t>different</w:t>
+      </w:r>
+      <w:proofErr w:type="spellEnd"/>
+      <w:r>
+        <w:t xml:space="preserve"> </w:t>
+      </w:r>
+      <w:proofErr w:type="spellStart"/>
+      <w:r>
+        <w:t>iterations</w:t>
+      </w:r>
+      <w:proofErr w:type="spellEnd"/>
+      <w:r>
+        <w:t xml:space="preserve"> </w:t>
+      </w:r>
+      <w:proofErr w:type="spellStart"/>
+      <w:r>
+        <w:t>separated</w:t>
+      </w:r>
+      <w:proofErr w:type="spellEnd"/>
+      <w:r>
+        <w:t xml:space="preserve"> </w:t>
+      </w:r>
+      <w:proofErr w:type="spellStart"/>
+      <w:r>
+        <w:t>by</w:t>
+      </w:r>
+      <w:proofErr w:type="spellEnd"/>
+      <w:r>
+        <w:t xml:space="preserve"> a </w:t>
+      </w:r>
+      <w:proofErr w:type="spellStart"/>
+      <w:r>
+        <w:t>couple</w:t>
+      </w:r>
+      <w:proofErr w:type="spellEnd"/>
+      <w:r>
+        <w:t xml:space="preserve"> </w:t>
+      </w:r>
+      <w:proofErr w:type="spellStart"/>
+      <w:r>
+        <w:t>months</w:t>
+      </w:r>
+      <w:proofErr w:type="spellEnd"/>
+      <w:r>
+        <w:t xml:space="preserve"> </w:t>
+      </w:r>
+      <w:proofErr w:type="spellStart"/>
+      <w:r>
+        <w:t>each</w:t>
+      </w:r>
+      <w:proofErr w:type="spellEnd"/>
+      <w:r>
+        <w:t xml:space="preserve">. The </w:t>
+      </w:r>
+      <w:proofErr w:type="spellStart"/>
+      <w:r>
+        <w:t>tasks</w:t>
+      </w:r>
+      <w:proofErr w:type="spellEnd"/>
+      <w:r>
+        <w:t xml:space="preserve"> </w:t>
+      </w:r>
+      <w:proofErr w:type="spellStart"/>
+      <w:r>
+        <w:t>have</w:t>
+      </w:r>
+      <w:proofErr w:type="spellEnd"/>
+      <w:r>
+        <w:t xml:space="preserve"> </w:t>
+      </w:r>
+      <w:proofErr w:type="spellStart"/>
+      <w:r>
+        <w:t>been</w:t>
+      </w:r>
+      <w:proofErr w:type="spellEnd"/>
+      <w:r>
+        <w:t xml:space="preserve"> </w:t>
+      </w:r>
+      <w:proofErr w:type="spellStart"/>
+      <w:r>
+        <w:t>divided</w:t>
+      </w:r>
+      <w:proofErr w:type="spellEnd"/>
+      <w:r>
+        <w:t xml:space="preserve"> </w:t>
+      </w:r>
+      <w:proofErr w:type="spellStart"/>
+      <w:r>
+        <w:t>using</w:t>
+      </w:r>
+      <w:proofErr w:type="spellEnd"/>
+      <w:r>
+        <w:t xml:space="preserve"> a Trello table and </w:t>
+      </w:r>
+      <w:proofErr w:type="spellStart"/>
+      <w:r>
+        <w:t>following</w:t>
+      </w:r>
+      <w:proofErr w:type="spellEnd"/>
+      <w:r>
+        <w:t xml:space="preserve"> </w:t>
+      </w:r>
+      <w:proofErr w:type="spellStart"/>
+      <w:r>
+        <w:t>the</w:t>
+      </w:r>
+      <w:proofErr w:type="spellEnd"/>
+      <w:r>
+        <w:t xml:space="preserve"> </w:t>
+      </w:r>
+      <w:proofErr w:type="spellStart"/>
+      <w:r>
+        <w:t>KanBan</w:t>
+      </w:r>
+      <w:proofErr w:type="spellEnd"/>
+      <w:r>
+        <w:t xml:space="preserve"> agile </w:t>
+      </w:r>
+      <w:proofErr w:type="spellStart"/>
+      <w:r>
+        <w:t>methodology</w:t>
+      </w:r>
+      <w:proofErr w:type="spellEnd"/>
+      <w:r>
+        <w:t xml:space="preserve">, </w:t>
+      </w:r>
+      <w:proofErr w:type="spellStart"/>
+      <w:r>
+        <w:t>for</w:t>
+      </w:r>
+      <w:proofErr w:type="spellEnd"/>
+      <w:r>
+        <w:t xml:space="preserve"> </w:t>
+      </w:r>
+      <w:proofErr w:type="spellStart"/>
+      <w:r>
+        <w:t>easier</w:t>
+      </w:r>
+      <w:proofErr w:type="spellEnd"/>
+      <w:r>
+        <w:t xml:space="preserve"> </w:t>
+      </w:r>
+      <w:proofErr w:type="spellStart"/>
+      <w:r>
+        <w:t>communication</w:t>
+      </w:r>
+      <w:proofErr w:type="spellEnd"/>
+      <w:r>
+        <w:t xml:space="preserve"> and </w:t>
+      </w:r>
+      <w:proofErr w:type="spellStart"/>
+      <w:r>
+        <w:t>organization</w:t>
+      </w:r>
+      <w:proofErr w:type="spellEnd"/>
+      <w:r>
+        <w:t xml:space="preserve">. </w:t>
       </w:r>
       <w:r>
         <w:br/>
-        <w:t xml:space="preserve">We have used HTML, CSS and JavaScript to create the frontend of the website, SQL server management studio to create the databases and IntelliJ IDEA as an IDE to program the backend using Java. </w:t>
-      </w:r>
-    </w:p>
-    <w:p>
-      <w:r>
-        <w:t>In the end, we have a friendly website that will protect the young students from scams and abusive practices; and will make the process of renting outside your hometown a more pleasant experience.</w:t>
+      </w:r>
+      <w:proofErr w:type="spellStart"/>
+      <w:r>
+        <w:t>We</w:t>
+      </w:r>
+      <w:proofErr w:type="spellEnd"/>
+      <w:r>
+        <w:t xml:space="preserve"> </w:t>
+      </w:r>
+      <w:proofErr w:type="spellStart"/>
+      <w:r>
+        <w:t>have</w:t>
+      </w:r>
+      <w:proofErr w:type="spellEnd"/>
+      <w:r>
+        <w:t xml:space="preserve"> </w:t>
+      </w:r>
+      <w:proofErr w:type="spellStart"/>
+      <w:r>
+        <w:t>used</w:t>
+      </w:r>
+      <w:proofErr w:type="spellEnd"/>
+      <w:r>
+        <w:t xml:space="preserve"> HTML, CSS and JavaScript </w:t>
+      </w:r>
+      <w:proofErr w:type="spellStart"/>
+      <w:r>
+        <w:t>to</w:t>
+      </w:r>
+      <w:proofErr w:type="spellEnd"/>
+      <w:r>
+        <w:t xml:space="preserve"> </w:t>
+      </w:r>
+      <w:proofErr w:type="spellStart"/>
+      <w:r>
+        <w:t>create</w:t>
+      </w:r>
+      <w:proofErr w:type="spellEnd"/>
+      <w:r>
+        <w:t xml:space="preserve"> </w:t>
+      </w:r>
+      <w:proofErr w:type="spellStart"/>
+      <w:r>
+        <w:t>the</w:t>
+      </w:r>
+      <w:proofErr w:type="spellEnd"/>
+      <w:r>
+        <w:t xml:space="preserve"> </w:t>
+      </w:r>
+      <w:proofErr w:type="spellStart"/>
+      <w:r>
+        <w:t>frontend</w:t>
+      </w:r>
+      <w:proofErr w:type="spellEnd"/>
+      <w:r>
+        <w:t xml:space="preserve"> </w:t>
+      </w:r>
+      <w:proofErr w:type="spellStart"/>
+      <w:r>
+        <w:t>of</w:t>
+      </w:r>
+      <w:proofErr w:type="spellEnd"/>
+      <w:r>
+        <w:t xml:space="preserve"> </w:t>
+      </w:r>
+      <w:proofErr w:type="spellStart"/>
+      <w:r>
+        <w:t>the</w:t>
+      </w:r>
+      <w:proofErr w:type="spellEnd"/>
+      <w:r>
+        <w:t xml:space="preserve"> </w:t>
+      </w:r>
+      <w:proofErr w:type="spellStart"/>
+      <w:r>
+        <w:t>website</w:t>
+      </w:r>
+      <w:proofErr w:type="spellEnd"/>
+      <w:r>
+        <w:t xml:space="preserve">, SQL server </w:t>
+      </w:r>
+      <w:proofErr w:type="spellStart"/>
+      <w:r>
+        <w:t>management</w:t>
+      </w:r>
+      <w:proofErr w:type="spellEnd"/>
+      <w:r>
+        <w:t xml:space="preserve"> </w:t>
+      </w:r>
+      <w:proofErr w:type="spellStart"/>
+      <w:r>
+        <w:t>studio</w:t>
+      </w:r>
+      <w:proofErr w:type="spellEnd"/>
+      <w:r>
+        <w:t xml:space="preserve"> </w:t>
+      </w:r>
+      <w:proofErr w:type="spellStart"/>
+      <w:r>
+        <w:t>to</w:t>
+      </w:r>
+      <w:proofErr w:type="spellEnd"/>
+      <w:r>
+        <w:t xml:space="preserve"> </w:t>
+      </w:r>
+      <w:proofErr w:type="spellStart"/>
+      <w:r>
+        <w:t>create</w:t>
+      </w:r>
+      <w:proofErr w:type="spellEnd"/>
+      <w:r>
+        <w:t xml:space="preserve"> </w:t>
+      </w:r>
+      <w:proofErr w:type="spellStart"/>
+      <w:r>
+        <w:t>the</w:t>
+      </w:r>
+      <w:proofErr w:type="spellEnd"/>
+      <w:r>
+        <w:t xml:space="preserve"> </w:t>
+      </w:r>
+      <w:proofErr w:type="spellStart"/>
+      <w:r>
+        <w:t>databases</w:t>
+      </w:r>
+      <w:proofErr w:type="spellEnd"/>
+      <w:r>
+        <w:t xml:space="preserve"> and IntelliJ IDEA as </w:t>
+      </w:r>
+      <w:proofErr w:type="spellStart"/>
+      <w:proofErr w:type="gramStart"/>
+      <w:r>
+        <w:t>an</w:t>
+      </w:r>
+      <w:proofErr w:type="spellEnd"/>
+      <w:r>
+        <w:t xml:space="preserve"> IDE</w:t>
+      </w:r>
+      <w:proofErr w:type="gramEnd"/>
+      <w:r>
+        <w:t xml:space="preserve"> </w:t>
+      </w:r>
+      <w:proofErr w:type="spellStart"/>
+      <w:r>
+        <w:t>to</w:t>
+      </w:r>
+      <w:proofErr w:type="spellEnd"/>
+      <w:r>
+        <w:t xml:space="preserve"> </w:t>
+      </w:r>
+      <w:proofErr w:type="spellStart"/>
+      <w:r>
+        <w:t>program</w:t>
+      </w:r>
+      <w:proofErr w:type="spellEnd"/>
+      <w:r>
+        <w:t xml:space="preserve"> </w:t>
+      </w:r>
+      <w:proofErr w:type="spellStart"/>
+      <w:r>
+        <w:t>the</w:t>
+      </w:r>
+      <w:proofErr w:type="spellEnd"/>
+      <w:r>
+        <w:t xml:space="preserve"> </w:t>
+      </w:r>
+      <w:proofErr w:type="spellStart"/>
+      <w:r>
+        <w:t>backend</w:t>
+      </w:r>
+      <w:proofErr w:type="spellEnd"/>
+      <w:r>
+        <w:t xml:space="preserve"> </w:t>
+      </w:r>
+      <w:proofErr w:type="spellStart"/>
+      <w:r>
+        <w:t>using</w:t>
+      </w:r>
+      <w:proofErr w:type="spellEnd"/>
+      <w:r>
+        <w:t xml:space="preserve"> Java. </w:t>
+      </w:r>
+    </w:p>
+    <w:p>
+      <w:r>
+        <w:t xml:space="preserve">In </w:t>
+      </w:r>
+      <w:proofErr w:type="spellStart"/>
+      <w:r>
+        <w:t>the</w:t>
+      </w:r>
+      <w:proofErr w:type="spellEnd"/>
+      <w:r>
+        <w:t xml:space="preserve"> </w:t>
+      </w:r>
+      <w:proofErr w:type="spellStart"/>
+      <w:r>
+        <w:t>end</w:t>
+      </w:r>
+      <w:proofErr w:type="spellEnd"/>
+      <w:r>
+        <w:t xml:space="preserve">, </w:t>
+      </w:r>
+      <w:proofErr w:type="spellStart"/>
+      <w:r>
+        <w:t>we</w:t>
+      </w:r>
+      <w:proofErr w:type="spellEnd"/>
+      <w:r>
+        <w:t xml:space="preserve"> </w:t>
+      </w:r>
+      <w:proofErr w:type="spellStart"/>
+      <w:r>
+        <w:t>have</w:t>
+      </w:r>
+      <w:proofErr w:type="spellEnd"/>
+      <w:r>
+        <w:t xml:space="preserve"> a </w:t>
+      </w:r>
+      <w:proofErr w:type="spellStart"/>
+      <w:r>
+        <w:t>friendly</w:t>
+      </w:r>
+      <w:proofErr w:type="spellEnd"/>
+      <w:r>
+        <w:t xml:space="preserve"> </w:t>
+      </w:r>
+      <w:proofErr w:type="spellStart"/>
+      <w:r>
+        <w:t>website</w:t>
+      </w:r>
+      <w:proofErr w:type="spellEnd"/>
+      <w:r>
+        <w:t xml:space="preserve"> </w:t>
+      </w:r>
+      <w:proofErr w:type="spellStart"/>
+      <w:r>
+        <w:t>that</w:t>
+      </w:r>
+      <w:proofErr w:type="spellEnd"/>
+      <w:r>
+        <w:t xml:space="preserve"> </w:t>
+      </w:r>
+      <w:proofErr w:type="spellStart"/>
+      <w:r>
+        <w:t>will</w:t>
+      </w:r>
+      <w:proofErr w:type="spellEnd"/>
+      <w:r>
+        <w:t xml:space="preserve"> </w:t>
+      </w:r>
+      <w:proofErr w:type="spellStart"/>
+      <w:r>
+        <w:t>protect</w:t>
+      </w:r>
+      <w:proofErr w:type="spellEnd"/>
+      <w:r>
+        <w:t xml:space="preserve"> </w:t>
+      </w:r>
+      <w:proofErr w:type="spellStart"/>
+      <w:r>
+        <w:t>the</w:t>
+      </w:r>
+      <w:proofErr w:type="spellEnd"/>
+      <w:r>
+        <w:t xml:space="preserve"> </w:t>
+      </w:r>
+      <w:proofErr w:type="spellStart"/>
+      <w:r>
+        <w:t>young</w:t>
+      </w:r>
+      <w:proofErr w:type="spellEnd"/>
+      <w:r>
+        <w:t xml:space="preserve"> </w:t>
+      </w:r>
+      <w:proofErr w:type="spellStart"/>
+      <w:r>
+        <w:t>students</w:t>
+      </w:r>
+      <w:proofErr w:type="spellEnd"/>
+      <w:r>
+        <w:t xml:space="preserve"> </w:t>
+      </w:r>
+      <w:proofErr w:type="spellStart"/>
+      <w:r>
+        <w:t>from</w:t>
+      </w:r>
+      <w:proofErr w:type="spellEnd"/>
+      <w:r>
+        <w:t xml:space="preserve"> </w:t>
+      </w:r>
+      <w:proofErr w:type="spellStart"/>
+      <w:r>
+        <w:t>scams</w:t>
+      </w:r>
+      <w:proofErr w:type="spellEnd"/>
+      <w:r>
+        <w:t xml:space="preserve"> and abusive </w:t>
+      </w:r>
+      <w:proofErr w:type="spellStart"/>
+      <w:r>
+        <w:t>practices</w:t>
+      </w:r>
+      <w:proofErr w:type="spellEnd"/>
+      <w:r>
+        <w:t xml:space="preserve">; and </w:t>
+      </w:r>
+      <w:proofErr w:type="spellStart"/>
+      <w:r>
+        <w:t>will</w:t>
+      </w:r>
+      <w:proofErr w:type="spellEnd"/>
+      <w:r>
+        <w:t xml:space="preserve"> </w:t>
+      </w:r>
+      <w:proofErr w:type="spellStart"/>
+      <w:r>
+        <w:t>make</w:t>
+      </w:r>
+      <w:proofErr w:type="spellEnd"/>
+      <w:r>
+        <w:t xml:space="preserve"> </w:t>
+      </w:r>
+      <w:proofErr w:type="spellStart"/>
+      <w:r>
+        <w:t>the</w:t>
+      </w:r>
+      <w:proofErr w:type="spellEnd"/>
+      <w:r>
+        <w:t xml:space="preserve"> </w:t>
+      </w:r>
+      <w:proofErr w:type="spellStart"/>
+      <w:r>
+        <w:t>process</w:t>
+      </w:r>
+      <w:proofErr w:type="spellEnd"/>
+      <w:r>
+        <w:t xml:space="preserve"> </w:t>
+      </w:r>
+      <w:proofErr w:type="spellStart"/>
+      <w:r>
+        <w:t>of</w:t>
+      </w:r>
+      <w:proofErr w:type="spellEnd"/>
+      <w:r>
+        <w:t xml:space="preserve"> renting </w:t>
+      </w:r>
+      <w:proofErr w:type="spellStart"/>
+      <w:r>
+        <w:t>outside</w:t>
+      </w:r>
+      <w:proofErr w:type="spellEnd"/>
+      <w:r>
+        <w:t xml:space="preserve"> </w:t>
+      </w:r>
+      <w:proofErr w:type="spellStart"/>
+      <w:r>
+        <w:t>your</w:t>
+      </w:r>
+      <w:proofErr w:type="spellEnd"/>
+      <w:r>
+        <w:t xml:space="preserve"> </w:t>
+      </w:r>
+      <w:proofErr w:type="spellStart"/>
+      <w:r>
+        <w:t>hometown</w:t>
+      </w:r>
+      <w:proofErr w:type="spellEnd"/>
+      <w:r>
+        <w:t xml:space="preserve"> a more </w:t>
+      </w:r>
+      <w:proofErr w:type="spellStart"/>
+      <w:r>
+        <w:t>pleasant</w:t>
+      </w:r>
+      <w:proofErr w:type="spellEnd"/>
+      <w:r>
+        <w:t xml:space="preserve"> </w:t>
+      </w:r>
+      <w:proofErr w:type="spellStart"/>
+      <w:r>
+        <w:t>experience</w:t>
+      </w:r>
+      <w:proofErr w:type="spellEnd"/>
+      <w:r>
+        <w:t>.</w:t>
       </w:r>
     </w:p>
     <w:p>
@@ -213,6 +1448,7 @@
           <w:docPartUnique/>
         </w:docPartObj>
       </w:sdtPr>
+      <w:sdtEndPr/>
       <w:sdtContent>
         <w:p>
           <w:pPr>
@@ -1930,6 +3166,7 @@
         </w:rPr>
         <w:t>'</w:t>
       </w:r>
+      <w:proofErr w:type="spellStart"/>
       <w:r>
         <w:rPr>
           <w:rFonts w:ascii="Aptos" w:eastAsia="Aptos" w:hAnsi="Aptos" w:cs="Aptos"/>
@@ -1938,6 +3175,7 @@
         </w:rPr>
         <w:t>Roomie</w:t>
       </w:r>
+      <w:proofErr w:type="spellEnd"/>
       <w:r>
         <w:rPr>
           <w:rFonts w:ascii="Aptos" w:eastAsia="Aptos" w:hAnsi="Aptos" w:cs="Aptos"/>
@@ -1973,6 +3211,7 @@
         <w:spacing w:before="240" w:after="142" w:line="276" w:lineRule="auto"/>
         <w:jc w:val="both"/>
       </w:pPr>
+      <w:proofErr w:type="spellStart"/>
       <w:r>
         <w:rPr>
           <w:rFonts w:ascii="Aptos" w:eastAsia="Aptos" w:hAnsi="Aptos" w:cs="Aptos"/>
@@ -1981,11 +3220,54 @@
         </w:rPr>
         <w:t>Roomie</w:t>
       </w:r>
-      <w:r>
-        <w:rPr>
-          <w:rFonts w:ascii="Aptos" w:eastAsia="Aptos" w:hAnsi="Aptos" w:cs="Aptos"/>
-        </w:rPr>
-        <w:t xml:space="preserve"> toma como premisa la dificultad que presenta para un joven recién alcanzada la mayoría de edad, encontrar una residencia temporal mientras se cursa el año académico. El resto de páginas web ofrecen todo tipo de productos inmobiliarios, desde alquiler y compra de pisos para residencia indefinida hasta de naves industriales y oficinas. Alquiler de estudios y habitaciones también está comprendido pero la oferta, aunque sea elevada, se diluye entre el resto de anuncios. Como resultado, el cliente puede abrumarse y sentirse frustrado con el proceso, sobre todo al tratarse de alguien joven.</w:t>
+      <w:proofErr w:type="spellEnd"/>
+      <w:r>
+        <w:rPr>
+          <w:rFonts w:ascii="Aptos" w:eastAsia="Aptos" w:hAnsi="Aptos" w:cs="Aptos"/>
+        </w:rPr>
+        <w:t xml:space="preserve"> toma como premisa la dificultad que presenta para </w:t>
+      </w:r>
+      <w:proofErr w:type="gramStart"/>
+      <w:r>
+        <w:rPr>
+          <w:rFonts w:ascii="Aptos" w:eastAsia="Aptos" w:hAnsi="Aptos" w:cs="Aptos"/>
+        </w:rPr>
+        <w:t>un joven recién alcanzada</w:t>
+      </w:r>
+      <w:proofErr w:type="gramEnd"/>
+      <w:r>
+        <w:rPr>
+          <w:rFonts w:ascii="Aptos" w:eastAsia="Aptos" w:hAnsi="Aptos" w:cs="Aptos"/>
+        </w:rPr>
+        <w:t xml:space="preserve"> la mayoría de edad, encontrar una residencia temporal mientras se cursa el año académico. El resto de </w:t>
+      </w:r>
+      <w:proofErr w:type="gramStart"/>
+      <w:r>
+        <w:rPr>
+          <w:rFonts w:ascii="Aptos" w:eastAsia="Aptos" w:hAnsi="Aptos" w:cs="Aptos"/>
+        </w:rPr>
+        <w:t>páginas</w:t>
+      </w:r>
+      <w:proofErr w:type="gramEnd"/>
+      <w:r>
+        <w:rPr>
+          <w:rFonts w:ascii="Aptos" w:eastAsia="Aptos" w:hAnsi="Aptos" w:cs="Aptos"/>
+        </w:rPr>
+        <w:t xml:space="preserve"> web ofrecen todo tipo de productos inmobiliarios, desde alquiler y compra de pisos para residencia indefinida hasta de naves industriales y oficinas. Alquiler de estudios y habitaciones también está comprendido pero la oferta, aunque sea elevada, se diluye entre el resto de </w:t>
+      </w:r>
+      <w:proofErr w:type="gramStart"/>
+      <w:r>
+        <w:rPr>
+          <w:rFonts w:ascii="Aptos" w:eastAsia="Aptos" w:hAnsi="Aptos" w:cs="Aptos"/>
+        </w:rPr>
+        <w:t>anuncios</w:t>
+      </w:r>
+      <w:proofErr w:type="gramEnd"/>
+      <w:r>
+        <w:rPr>
+          <w:rFonts w:ascii="Aptos" w:eastAsia="Aptos" w:hAnsi="Aptos" w:cs="Aptos"/>
+        </w:rPr>
+        <w:t>. Como resultado, el cliente puede abrumarse y sentirse frustrado con el proceso, sobre todo al tratarse de alguien joven.</w:t>
       </w:r>
     </w:p>
     <w:p>
@@ -2159,6 +3441,9 @@
       <w:pPr>
         <w:spacing w:after="159" w:line="276" w:lineRule="auto"/>
         <w:jc w:val="both"/>
+        <w:rPr>
+          <w:rFonts w:ascii="Aptos" w:eastAsia="Aptos" w:hAnsi="Aptos" w:cs="Aptos"/>
+        </w:rPr>
       </w:pPr>
       <w:r>
         <w:rPr>
@@ -2186,6 +3471,64 @@
         </w:rPr>
         <w:t xml:space="preserve"> usará la aplicación para lo siguiente:</w:t>
       </w:r>
+    </w:p>
+    <w:p>
+      <w:pPr>
+        <w:pStyle w:val="Prrafodelista"/>
+        <w:numPr>
+          <w:ilvl w:val="0"/>
+          <w:numId w:val="17"/>
+        </w:numPr>
+        <w:spacing w:after="159" w:line="276" w:lineRule="auto"/>
+        <w:jc w:val="both"/>
+      </w:pPr>
+      <w:r>
+        <w:rPr>
+          <w:b/>
+          <w:bCs/>
+        </w:rPr>
+        <w:t>RF</w:t>
+      </w:r>
+      <w:r>
+        <w:rPr>
+          <w:b/>
+          <w:bCs/>
+        </w:rPr>
+        <w:t>I</w:t>
+      </w:r>
+      <w:r>
+        <w:rPr>
+          <w:b/>
+          <w:bCs/>
+        </w:rPr>
+        <w:t xml:space="preserve">-01 (M) Registro y </w:t>
+      </w:r>
+      <w:proofErr w:type="spellStart"/>
+      <w:r>
+        <w:rPr>
+          <w:b/>
+          <w:bCs/>
+        </w:rPr>
+        <w:t>login</w:t>
+      </w:r>
+      <w:proofErr w:type="spellEnd"/>
+      <w:r>
+        <w:rPr>
+          <w:b/>
+          <w:bCs/>
+        </w:rPr>
+        <w:t xml:space="preserve">: </w:t>
+      </w:r>
+      <w:r>
+        <w:t>El sistema permitirá al inquilino crear una cuenta con la que acceder a la página web.</w:t>
+      </w:r>
+    </w:p>
+    <w:p>
+      <w:pPr>
+        <w:pStyle w:val="Prrafodelista"/>
+        <w:spacing w:after="159" w:line="276" w:lineRule="auto"/>
+        <w:jc w:val="both"/>
+      </w:pPr>
     </w:p>
     <w:p>
       <w:pPr>
@@ -2206,7 +3549,23 @@
           <w:b/>
           <w:bCs/>
         </w:rPr>
-        <w:t>RFI-01 (M) Búsqueda:</w:t>
+        <w:t>RFI-0</w:t>
+      </w:r>
+      <w:r>
+        <w:rPr>
+          <w:rFonts w:ascii="Aptos" w:eastAsia="Aptos" w:hAnsi="Aptos" w:cs="Aptos"/>
+          <w:b/>
+          <w:bCs/>
+        </w:rPr>
+        <w:t>2</w:t>
+      </w:r>
+      <w:r>
+        <w:rPr>
+          <w:rFonts w:ascii="Aptos" w:eastAsia="Aptos" w:hAnsi="Aptos" w:cs="Aptos"/>
+          <w:b/>
+          <w:bCs/>
+        </w:rPr>
+        <w:t xml:space="preserve"> (M) Búsqueda:</w:t>
       </w:r>
       <w:r>
         <w:rPr>
@@ -2244,7 +3603,23 @@
           <w:b/>
           <w:bCs/>
         </w:rPr>
-        <w:t xml:space="preserve">RFI-02 (M) Situación habitaciones: </w:t>
+        <w:t>RFI-0</w:t>
+      </w:r>
+      <w:r>
+        <w:rPr>
+          <w:rFonts w:ascii="Aptos" w:eastAsia="Aptos" w:hAnsi="Aptos" w:cs="Aptos"/>
+          <w:b/>
+          <w:bCs/>
+        </w:rPr>
+        <w:t>3</w:t>
+      </w:r>
+      <w:r>
+        <w:rPr>
+          <w:rFonts w:ascii="Aptos" w:eastAsia="Aptos" w:hAnsi="Aptos" w:cs="Aptos"/>
+          <w:b/>
+          <w:bCs/>
+        </w:rPr>
+        <w:t xml:space="preserve"> (M) Situación habitaciones: </w:t>
       </w:r>
       <w:r>
         <w:rPr>
@@ -2282,7 +3657,23 @@
           <w:b/>
           <w:bCs/>
         </w:rPr>
-        <w:t xml:space="preserve">RFI-03 (M) Características habitación: </w:t>
+        <w:t>RFI-0</w:t>
+      </w:r>
+      <w:r>
+        <w:rPr>
+          <w:rFonts w:ascii="Aptos" w:eastAsia="Aptos" w:hAnsi="Aptos" w:cs="Aptos"/>
+          <w:b/>
+          <w:bCs/>
+        </w:rPr>
+        <w:t>4</w:t>
+      </w:r>
+      <w:r>
+        <w:rPr>
+          <w:rFonts w:ascii="Aptos" w:eastAsia="Aptos" w:hAnsi="Aptos" w:cs="Aptos"/>
+          <w:b/>
+          <w:bCs/>
+        </w:rPr>
+        <w:t xml:space="preserve"> (M) Características habitación: </w:t>
       </w:r>
       <w:r>
         <w:rPr>
@@ -2320,7 +3711,23 @@
           <w:b/>
           <w:bCs/>
         </w:rPr>
-        <w:t xml:space="preserve">RFI-04 (M) Precio: </w:t>
+        <w:t>RFI-0</w:t>
+      </w:r>
+      <w:r>
+        <w:rPr>
+          <w:rFonts w:ascii="Aptos" w:eastAsia="Aptos" w:hAnsi="Aptos" w:cs="Aptos"/>
+          <w:b/>
+          <w:bCs/>
+        </w:rPr>
+        <w:t>5</w:t>
+      </w:r>
+      <w:r>
+        <w:rPr>
+          <w:rFonts w:ascii="Aptos" w:eastAsia="Aptos" w:hAnsi="Aptos" w:cs="Aptos"/>
+          <w:b/>
+          <w:bCs/>
+        </w:rPr>
+        <w:t xml:space="preserve"> (M) Precio: </w:t>
       </w:r>
       <w:r>
         <w:rPr>
@@ -2358,7 +3765,24 @@
           <w:b/>
           <w:bCs/>
         </w:rPr>
-        <w:t xml:space="preserve">RFI-05 (M) Zonas comunes: </w:t>
+        <w:lastRenderedPageBreak/>
+        <w:t>RFI-0</w:t>
+      </w:r>
+      <w:r>
+        <w:rPr>
+          <w:rFonts w:ascii="Aptos" w:eastAsia="Aptos" w:hAnsi="Aptos" w:cs="Aptos"/>
+          <w:b/>
+          <w:bCs/>
+        </w:rPr>
+        <w:t>6</w:t>
+      </w:r>
+      <w:r>
+        <w:rPr>
+          <w:rFonts w:ascii="Aptos" w:eastAsia="Aptos" w:hAnsi="Aptos" w:cs="Aptos"/>
+          <w:b/>
+          <w:bCs/>
+        </w:rPr>
+        <w:t xml:space="preserve"> (M) Zonas comunes: </w:t>
       </w:r>
       <w:r>
         <w:rPr>
@@ -2386,7 +3810,23 @@
           <w:b/>
           <w:bCs/>
         </w:rPr>
-        <w:t xml:space="preserve">RFI-06 (M) Reglas: </w:t>
+        <w:t>RFI-0</w:t>
+      </w:r>
+      <w:r>
+        <w:rPr>
+          <w:rFonts w:ascii="Aptos" w:eastAsia="Aptos" w:hAnsi="Aptos" w:cs="Aptos"/>
+          <w:b/>
+          <w:bCs/>
+        </w:rPr>
+        <w:t>7</w:t>
+      </w:r>
+      <w:r>
+        <w:rPr>
+          <w:rFonts w:ascii="Aptos" w:eastAsia="Aptos" w:hAnsi="Aptos" w:cs="Aptos"/>
+          <w:b/>
+          <w:bCs/>
+        </w:rPr>
+        <w:t xml:space="preserve"> (M) Reglas: </w:t>
       </w:r>
       <w:r>
         <w:rPr>
@@ -2424,7 +3864,23 @@
           <w:b/>
           <w:bCs/>
         </w:rPr>
-        <w:t xml:space="preserve">RFI-07 (M) Contacto: </w:t>
+        <w:t>RFI-0</w:t>
+      </w:r>
+      <w:r>
+        <w:rPr>
+          <w:rFonts w:ascii="Aptos" w:eastAsia="Aptos" w:hAnsi="Aptos" w:cs="Aptos"/>
+          <w:b/>
+          <w:bCs/>
+        </w:rPr>
+        <w:t>8</w:t>
+      </w:r>
+      <w:r>
+        <w:rPr>
+          <w:rFonts w:ascii="Aptos" w:eastAsia="Aptos" w:hAnsi="Aptos" w:cs="Aptos"/>
+          <w:b/>
+          <w:bCs/>
+        </w:rPr>
+        <w:t xml:space="preserve"> (M) Contacto: </w:t>
       </w:r>
       <w:r>
         <w:rPr>
@@ -2486,7 +3942,23 @@
           <w:b/>
           <w:bCs/>
         </w:rPr>
-        <w:t xml:space="preserve">RFI-08 (C) Firma: </w:t>
+        <w:t>RFI-0</w:t>
+      </w:r>
+      <w:r>
+        <w:rPr>
+          <w:rFonts w:ascii="Aptos" w:eastAsia="Aptos" w:hAnsi="Aptos" w:cs="Aptos"/>
+          <w:b/>
+          <w:bCs/>
+        </w:rPr>
+        <w:t>9</w:t>
+      </w:r>
+      <w:r>
+        <w:rPr>
+          <w:rFonts w:ascii="Aptos" w:eastAsia="Aptos" w:hAnsi="Aptos" w:cs="Aptos"/>
+          <w:b/>
+          <w:bCs/>
+        </w:rPr>
+        <w:t xml:space="preserve"> (C) Firma: </w:t>
       </w:r>
       <w:r>
         <w:rPr>
@@ -2520,12 +3992,45 @@
           <w:b/>
           <w:bCs/>
         </w:rPr>
-        <w:t xml:space="preserve">RFI-09 (C) Guardar contrato: </w:t>
+        <w:t>RFI-</w:t>
+      </w:r>
+      <w:r>
+        <w:rPr>
+          <w:b/>
+          <w:bCs/>
+        </w:rPr>
+        <w:t>10</w:t>
+      </w:r>
+      <w:r>
+        <w:rPr>
+          <w:b/>
+          <w:bCs/>
+        </w:rPr>
+        <w:t xml:space="preserve"> (C) Guardar contrato: </w:t>
       </w:r>
       <w:r>
         <w:t>El sistema podrá guardar el contrato firmado.</w:t>
       </w:r>
     </w:p>
+    <w:p>
+      <w:pPr>
+        <w:pStyle w:val="Prrafodelista"/>
+      </w:pPr>
+    </w:p>
+    <w:p>
+      <w:pPr>
+        <w:pStyle w:val="Prrafodelista"/>
+        <w:numPr>
+          <w:ilvl w:val="0"/>
+          <w:numId w:val="11"/>
+        </w:numPr>
+        <w:spacing w:after="0" w:line="276" w:lineRule="auto"/>
+        <w:jc w:val="both"/>
+      </w:pPr>
+      <w:r>
+        <w:t xml:space="preserve">RFI-11 (C) Reporte de daños: </w:t>
+      </w:r>
+    </w:p>
     <w:p/>
     <w:p>
       <w:pPr>
@@ -2541,6 +4046,9 @@
       <w:pPr>
         <w:spacing w:after="159" w:line="360" w:lineRule="auto"/>
         <w:jc w:val="both"/>
+        <w:rPr>
+          <w:rFonts w:ascii="Aptos" w:eastAsia="Aptos" w:hAnsi="Aptos" w:cs="Aptos"/>
+        </w:rPr>
       </w:pPr>
       <w:r>
         <w:rPr>
@@ -2561,6 +4069,50 @@
         </w:rPr>
         <w:t xml:space="preserve"> usará la aplicación para lo siguiente:</w:t>
       </w:r>
+    </w:p>
+    <w:p>
+      <w:pPr>
+        <w:pStyle w:val="Prrafodelista"/>
+        <w:numPr>
+          <w:ilvl w:val="0"/>
+          <w:numId w:val="16"/>
+        </w:numPr>
+        <w:spacing w:after="159" w:line="276" w:lineRule="auto"/>
+        <w:jc w:val="both"/>
+      </w:pPr>
+      <w:r>
+        <w:rPr>
+          <w:b/>
+          <w:bCs/>
+        </w:rPr>
+        <w:t xml:space="preserve">RFA-01 (M) Registro y </w:t>
+      </w:r>
+      <w:proofErr w:type="spellStart"/>
+      <w:r>
+        <w:rPr>
+          <w:b/>
+          <w:bCs/>
+        </w:rPr>
+        <w:t>login</w:t>
+      </w:r>
+      <w:proofErr w:type="spellEnd"/>
+      <w:r>
+        <w:rPr>
+          <w:b/>
+          <w:bCs/>
+        </w:rPr>
+        <w:t xml:space="preserve">: </w:t>
+      </w:r>
+      <w:r>
+        <w:t>El sistema permitirá al arrendador crear una cuenta con la que acceder a la página web.</w:t>
+      </w:r>
+    </w:p>
+    <w:p>
+      <w:pPr>
+        <w:pStyle w:val="Prrafodelista"/>
+        <w:spacing w:after="159" w:line="276" w:lineRule="auto"/>
+        <w:jc w:val="both"/>
+      </w:pPr>
     </w:p>
     <w:p>
       <w:pPr>
@@ -2581,7 +4133,39 @@
           <w:b/>
           <w:bCs/>
         </w:rPr>
-        <w:t xml:space="preserve">RFA-01 (M) Registro: </w:t>
+        <w:t>RFA-0</w:t>
+      </w:r>
+      <w:r>
+        <w:rPr>
+          <w:rFonts w:ascii="Aptos" w:eastAsia="Aptos" w:hAnsi="Aptos" w:cs="Aptos"/>
+          <w:b/>
+          <w:bCs/>
+        </w:rPr>
+        <w:t>2</w:t>
+      </w:r>
+      <w:r>
+        <w:rPr>
+          <w:rFonts w:ascii="Aptos" w:eastAsia="Aptos" w:hAnsi="Aptos" w:cs="Aptos"/>
+          <w:b/>
+          <w:bCs/>
+        </w:rPr>
+        <w:t xml:space="preserve"> (M) </w:t>
+      </w:r>
+      <w:r>
+        <w:rPr>
+          <w:rFonts w:ascii="Aptos" w:eastAsia="Aptos" w:hAnsi="Aptos" w:cs="Aptos"/>
+          <w:b/>
+          <w:bCs/>
+        </w:rPr>
+        <w:t>Publicar vivienda</w:t>
+      </w:r>
+      <w:r>
+        <w:rPr>
+          <w:rFonts w:ascii="Aptos" w:eastAsia="Aptos" w:hAnsi="Aptos" w:cs="Aptos"/>
+          <w:b/>
+          <w:bCs/>
+        </w:rPr>
+        <w:t xml:space="preserve">: </w:t>
       </w:r>
       <w:r>
         <w:rPr>
@@ -2619,7 +4203,23 @@
           <w:b/>
           <w:bCs/>
         </w:rPr>
-        <w:t xml:space="preserve">RFA-02 (M) Descripción: </w:t>
+        <w:t>RFA-0</w:t>
+      </w:r>
+      <w:r>
+        <w:rPr>
+          <w:rFonts w:ascii="Aptos" w:eastAsia="Aptos" w:hAnsi="Aptos" w:cs="Aptos"/>
+          <w:b/>
+          <w:bCs/>
+        </w:rPr>
+        <w:t>3</w:t>
+      </w:r>
+      <w:r>
+        <w:rPr>
+          <w:rFonts w:ascii="Aptos" w:eastAsia="Aptos" w:hAnsi="Aptos" w:cs="Aptos"/>
+          <w:b/>
+          <w:bCs/>
+        </w:rPr>
+        <w:t xml:space="preserve"> (M) Descripción: </w:t>
       </w:r>
       <w:r>
         <w:rPr>
@@ -2657,7 +4257,23 @@
           <w:b/>
           <w:bCs/>
         </w:rPr>
-        <w:t xml:space="preserve">RFA-03 (M) Cantidad habitaciones: </w:t>
+        <w:t>RFA-0</w:t>
+      </w:r>
+      <w:r>
+        <w:rPr>
+          <w:rFonts w:ascii="Aptos" w:eastAsia="Aptos" w:hAnsi="Aptos" w:cs="Aptos"/>
+          <w:b/>
+          <w:bCs/>
+        </w:rPr>
+        <w:t>4</w:t>
+      </w:r>
+      <w:r>
+        <w:rPr>
+          <w:rFonts w:ascii="Aptos" w:eastAsia="Aptos" w:hAnsi="Aptos" w:cs="Aptos"/>
+          <w:b/>
+          <w:bCs/>
+        </w:rPr>
+        <w:t xml:space="preserve"> (M) Cantidad habitaciones: </w:t>
       </w:r>
       <w:r>
         <w:rPr>
@@ -2695,7 +4311,23 @@
           <w:b/>
           <w:bCs/>
         </w:rPr>
-        <w:t xml:space="preserve">RFA-04 (M) Precio: </w:t>
+        <w:t>RFA-0</w:t>
+      </w:r>
+      <w:r>
+        <w:rPr>
+          <w:rFonts w:ascii="Aptos" w:eastAsia="Aptos" w:hAnsi="Aptos" w:cs="Aptos"/>
+          <w:b/>
+          <w:bCs/>
+        </w:rPr>
+        <w:t>5</w:t>
+      </w:r>
+      <w:r>
+        <w:rPr>
+          <w:rFonts w:ascii="Aptos" w:eastAsia="Aptos" w:hAnsi="Aptos" w:cs="Aptos"/>
+          <w:b/>
+          <w:bCs/>
+        </w:rPr>
+        <w:t xml:space="preserve"> (M) Precio: </w:t>
       </w:r>
       <w:r>
         <w:rPr>
@@ -2733,7 +4365,23 @@
           <w:b/>
           <w:bCs/>
         </w:rPr>
-        <w:t xml:space="preserve">RFA-05 (M) Zonas comunes: </w:t>
+        <w:t>RFA-0</w:t>
+      </w:r>
+      <w:r>
+        <w:rPr>
+          <w:rFonts w:ascii="Aptos" w:eastAsia="Aptos" w:hAnsi="Aptos" w:cs="Aptos"/>
+          <w:b/>
+          <w:bCs/>
+        </w:rPr>
+        <w:t>6</w:t>
+      </w:r>
+      <w:r>
+        <w:rPr>
+          <w:rFonts w:ascii="Aptos" w:eastAsia="Aptos" w:hAnsi="Aptos" w:cs="Aptos"/>
+          <w:b/>
+          <w:bCs/>
+        </w:rPr>
+        <w:t xml:space="preserve"> (M) Zonas comunes: </w:t>
       </w:r>
       <w:r>
         <w:rPr>
@@ -2771,7 +4419,23 @@
           <w:b/>
           <w:bCs/>
         </w:rPr>
-        <w:t xml:space="preserve">RFA-06 (M) Reglas: </w:t>
+        <w:t>RFA-0</w:t>
+      </w:r>
+      <w:r>
+        <w:rPr>
+          <w:rFonts w:ascii="Aptos" w:eastAsia="Aptos" w:hAnsi="Aptos" w:cs="Aptos"/>
+          <w:b/>
+          <w:bCs/>
+        </w:rPr>
+        <w:t>7</w:t>
+      </w:r>
+      <w:r>
+        <w:rPr>
+          <w:rFonts w:ascii="Aptos" w:eastAsia="Aptos" w:hAnsi="Aptos" w:cs="Aptos"/>
+          <w:b/>
+          <w:bCs/>
+        </w:rPr>
+        <w:t xml:space="preserve"> (M) Reglas: </w:t>
       </w:r>
       <w:r>
         <w:rPr>
@@ -2809,7 +4473,24 @@
           <w:b/>
           <w:bCs/>
         </w:rPr>
-        <w:t xml:space="preserve">RFA-07 (M) Condiciones contrato: </w:t>
+        <w:lastRenderedPageBreak/>
+        <w:t>RFA-0</w:t>
+      </w:r>
+      <w:r>
+        <w:rPr>
+          <w:rFonts w:ascii="Aptos" w:eastAsia="Aptos" w:hAnsi="Aptos" w:cs="Aptos"/>
+          <w:b/>
+          <w:bCs/>
+        </w:rPr>
+        <w:t>8</w:t>
+      </w:r>
+      <w:r>
+        <w:rPr>
+          <w:rFonts w:ascii="Aptos" w:eastAsia="Aptos" w:hAnsi="Aptos" w:cs="Aptos"/>
+          <w:b/>
+          <w:bCs/>
+        </w:rPr>
+        <w:t xml:space="preserve"> (M) Condiciones contrato: </w:t>
       </w:r>
       <w:r>
         <w:rPr>
@@ -2847,7 +4528,23 @@
           <w:b/>
           <w:bCs/>
         </w:rPr>
-        <w:t xml:space="preserve">RFA-08 (M) Contacto: </w:t>
+        <w:t>RFA-0</w:t>
+      </w:r>
+      <w:r>
+        <w:rPr>
+          <w:rFonts w:ascii="Aptos" w:eastAsia="Aptos" w:hAnsi="Aptos" w:cs="Aptos"/>
+          <w:b/>
+          <w:bCs/>
+        </w:rPr>
+        <w:t>9</w:t>
+      </w:r>
+      <w:r>
+        <w:rPr>
+          <w:rFonts w:ascii="Aptos" w:eastAsia="Aptos" w:hAnsi="Aptos" w:cs="Aptos"/>
+          <w:b/>
+          <w:bCs/>
+        </w:rPr>
+        <w:t xml:space="preserve"> (M) Contacto: </w:t>
       </w:r>
       <w:r>
         <w:rPr>
@@ -2885,7 +4582,23 @@
           <w:b/>
           <w:bCs/>
         </w:rPr>
-        <w:t xml:space="preserve">RFA-09 (C) Contrato: </w:t>
+        <w:t>RFA-</w:t>
+      </w:r>
+      <w:r>
+        <w:rPr>
+          <w:rFonts w:ascii="Aptos" w:eastAsia="Aptos" w:hAnsi="Aptos" w:cs="Aptos"/>
+          <w:b/>
+          <w:bCs/>
+        </w:rPr>
+        <w:t>10</w:t>
+      </w:r>
+      <w:r>
+        <w:rPr>
+          <w:rFonts w:ascii="Aptos" w:eastAsia="Aptos" w:hAnsi="Aptos" w:cs="Aptos"/>
+          <w:b/>
+          <w:bCs/>
+        </w:rPr>
+        <w:t xml:space="preserve"> (C) Contrato: </w:t>
       </w:r>
       <w:r>
         <w:rPr>
@@ -2913,8 +4626,23 @@
           <w:b/>
           <w:bCs/>
         </w:rPr>
-        <w:lastRenderedPageBreak/>
-        <w:t xml:space="preserve">RFA-10 (C) Firma: </w:t>
+        <w:t>RFA-1</w:t>
+      </w:r>
+      <w:r>
+        <w:rPr>
+          <w:rFonts w:ascii="Aptos" w:eastAsia="Aptos" w:hAnsi="Aptos" w:cs="Aptos"/>
+          <w:b/>
+          <w:bCs/>
+        </w:rPr>
+        <w:t>1</w:t>
+      </w:r>
+      <w:r>
+        <w:rPr>
+          <w:rFonts w:ascii="Aptos" w:eastAsia="Aptos" w:hAnsi="Aptos" w:cs="Aptos"/>
+          <w:b/>
+          <w:bCs/>
+        </w:rPr>
+        <w:t xml:space="preserve"> (C) Firma: </w:t>
       </w:r>
       <w:r>
         <w:rPr>
@@ -2952,13 +4680,67 @@
           <w:b/>
           <w:bCs/>
         </w:rPr>
-        <w:t xml:space="preserve">RFA-11 (C) Guardar contrato: </w:t>
+        <w:t>RFA-1</w:t>
+      </w:r>
+      <w:r>
+        <w:rPr>
+          <w:rFonts w:ascii="Aptos" w:eastAsia="Aptos" w:hAnsi="Aptos" w:cs="Aptos"/>
+          <w:b/>
+          <w:bCs/>
+        </w:rPr>
+        <w:t>2</w:t>
+      </w:r>
+      <w:r>
+        <w:rPr>
+          <w:rFonts w:ascii="Aptos" w:eastAsia="Aptos" w:hAnsi="Aptos" w:cs="Aptos"/>
+          <w:b/>
+          <w:bCs/>
+        </w:rPr>
+        <w:t xml:space="preserve"> (C) Guardar contrato: </w:t>
       </w:r>
       <w:r>
         <w:rPr>
           <w:rFonts w:ascii="Aptos" w:eastAsia="Aptos" w:hAnsi="Aptos" w:cs="Aptos"/>
         </w:rPr>
         <w:t>El sistema podrá permitir guardar los contratos firmados para cada habitación que está alquilada.</w:t>
+      </w:r>
+    </w:p>
+    <w:p>
+      <w:pPr>
+        <w:pStyle w:val="Prrafodelista"/>
+        <w:spacing w:before="240" w:after="240" w:line="276" w:lineRule="auto"/>
+        <w:jc w:val="both"/>
+        <w:rPr>
+          <w:rFonts w:ascii="Aptos" w:eastAsia="Aptos" w:hAnsi="Aptos" w:cs="Aptos"/>
+        </w:rPr>
+      </w:pPr>
+    </w:p>
+    <w:p>
+      <w:pPr>
+        <w:pStyle w:val="Prrafodelista"/>
+        <w:numPr>
+          <w:ilvl w:val="0"/>
+          <w:numId w:val="10"/>
+        </w:numPr>
+        <w:spacing w:before="240" w:after="240" w:line="276" w:lineRule="auto"/>
+        <w:jc w:val="both"/>
+        <w:rPr>
+          <w:rFonts w:ascii="Aptos" w:eastAsia="Aptos" w:hAnsi="Aptos" w:cs="Aptos"/>
+        </w:rPr>
+      </w:pPr>
+      <w:r>
+        <w:rPr>
+          <w:rFonts w:ascii="Aptos" w:eastAsia="Aptos" w:hAnsi="Aptos" w:cs="Aptos"/>
+          <w:b/>
+          <w:bCs/>
+        </w:rPr>
+        <w:t>RFA-13 (C) Reporte de daños:</w:t>
+      </w:r>
+      <w:r>
+        <w:rPr>
+          <w:rFonts w:ascii="Aptos" w:eastAsia="Aptos" w:hAnsi="Aptos" w:cs="Aptos"/>
+        </w:rPr>
+        <w:t xml:space="preserve"> El sistema podrá permitir al arrendador crear un reporte, con los daños encontrados al finalizar el contrato. </w:t>
       </w:r>
     </w:p>
     <w:p>
@@ -2987,6 +4769,7 @@
       </w:pPr>
       <w:bookmarkStart w:id="5" w:name="_Toc223620050"/>
       <w:r>
+        <w:lastRenderedPageBreak/>
         <w:t xml:space="preserve">Diagrama </w:t>
       </w:r>
       <w:r>
@@ -2997,16 +4780,24 @@
     <w:p>
       <w:pPr>
         <w:keepNext/>
-      </w:pPr>
-      <w:r>
         <w:rPr>
           <w:noProof/>
         </w:rPr>
+      </w:pPr>
+    </w:p>
+    <w:p>
+      <w:pPr>
+        <w:keepNext/>
+      </w:pPr>
+      <w:r>
+        <w:rPr>
+          <w:noProof/>
+        </w:rPr>
         <w:drawing>
-          <wp:inline distT="0" distB="0" distL="0" distR="0" wp14:anchorId="6295FF80" wp14:editId="7E9FACC1">
-            <wp:extent cx="5724525" cy="3552825"/>
+          <wp:inline distT="0" distB="0" distL="0" distR="0" wp14:anchorId="704F8935" wp14:editId="60A41168">
+            <wp:extent cx="5524500" cy="3989917"/>
             <wp:effectExtent l="0" t="0" r="0" b="0"/>
-            <wp:docPr id="773237813" name="drawing"/>
+            <wp:docPr id="1644829153" name="Imagen 1"/>
             <wp:cNvGraphicFramePr>
               <a:graphicFrameLocks xmlns:a="http://schemas.openxmlformats.org/drawingml/2006/main" noChangeAspect="1"/>
             </wp:cNvGraphicFramePr>
@@ -3014,29 +4805,38 @@
               <a:graphicData uri="http://schemas.openxmlformats.org/drawingml/2006/picture">
                 <pic:pic xmlns:pic="http://schemas.openxmlformats.org/drawingml/2006/picture">
                   <pic:nvPicPr>
-                    <pic:cNvPr id="773237813" name="Picture 773237813"/>
+                    <pic:cNvPr id="1644829153" name="Imagen 1644829153"/>
                     <pic:cNvPicPr/>
                   </pic:nvPicPr>
-                  <pic:blipFill>
-                    <a:blip r:embed="rId9">
+                  <pic:blipFill rotWithShape="1">
+                    <a:blip r:embed="rId12" cstate="print">
                       <a:extLst>
                         <a:ext uri="{28A0092B-C50C-407E-A947-70E740481C1C}">
-                          <a14:useLocalDpi xmlns:a14="http://schemas.microsoft.com/office/drawing/2010/main"/>
+                          <a14:useLocalDpi xmlns:a14="http://schemas.microsoft.com/office/drawing/2010/main" val="0"/>
                         </a:ext>
                       </a:extLst>
                     </a:blip>
+                    <a:srcRect l="16951" t="9406" r="20231" b="26399"/>
                     <a:stretch>
                       <a:fillRect/>
                     </a:stretch>
                   </pic:blipFill>
-                  <pic:spPr>
+                  <pic:spPr bwMode="auto">
                     <a:xfrm>
                       <a:off x="0" y="0"/>
-                      <a:ext cx="5724525" cy="3552825"/>
+                      <a:ext cx="5539552" cy="4000788"/>
                     </a:xfrm>
                     <a:prstGeom prst="rect">
                       <a:avLst/>
                     </a:prstGeom>
+                    <a:ln>
+                      <a:noFill/>
+                    </a:ln>
+                    <a:extLst>
+                      <a:ext uri="{53640926-AAD7-44D8-BBD7-CCE9431645EC}">
+                        <a14:shadowObscured xmlns:a14="http://schemas.microsoft.com/office/drawing/2010/main"/>
+                      </a:ext>
+                    </a:extLst>
                   </pic:spPr>
                 </pic:pic>
               </a:graphicData>
@@ -3107,7 +4907,7 @@
                     <pic:cNvPicPr/>
                   </pic:nvPicPr>
                   <pic:blipFill>
-                    <a:blip r:embed="rId10">
+                    <a:blip r:embed="rId13">
                       <a:extLst>
                         <a:ext uri="{28A0092B-C50C-407E-A947-70E740481C1C}">
                           <a14:useLocalDpi xmlns:a14="http://schemas.microsoft.com/office/drawing/2010/main"/>
@@ -3185,7 +4985,21 @@
         <w:rPr>
           <w:rFonts w:ascii="Aptos" w:eastAsia="Aptos" w:hAnsi="Aptos" w:cs="Aptos"/>
         </w:rPr>
-        <w:t>Todo proyecto se rige por un modelo de ciclo de vida. Se tratan de esquemas que organizan las diferentes fases del desarrollo, facilitando la gestión del mismo.</w:t>
+        <w:t xml:space="preserve">Todo proyecto se rige por un modelo de ciclo de vida. Se tratan de esquemas que organizan las diferentes fases del desarrollo, facilitando la gestión </w:t>
+      </w:r>
+      <w:proofErr w:type="gramStart"/>
+      <w:r>
+        <w:rPr>
+          <w:rFonts w:ascii="Aptos" w:eastAsia="Aptos" w:hAnsi="Aptos" w:cs="Aptos"/>
+        </w:rPr>
+        <w:t>del mismo</w:t>
+      </w:r>
+      <w:proofErr w:type="gramEnd"/>
+      <w:r>
+        <w:rPr>
+          <w:rFonts w:ascii="Aptos" w:eastAsia="Aptos" w:hAnsi="Aptos" w:cs="Aptos"/>
+        </w:rPr>
+        <w:t>.</w:t>
       </w:r>
     </w:p>
     <w:p>
@@ -3196,17 +5010,39 @@
           <w:rFonts w:ascii="Aptos" w:eastAsia="Aptos" w:hAnsi="Aptos" w:cs="Aptos"/>
         </w:rPr>
       </w:pPr>
-      <w:r>
-        <w:rPr>
-          <w:rFonts w:ascii="Aptos" w:eastAsia="Aptos" w:hAnsi="Aptos" w:cs="Aptos"/>
-        </w:rPr>
-        <w:t>Roomie pretende ofrecer un servicio mantenido y con actualizaciones constantes a largo plazo. Ade</w:t>
-      </w:r>
-      <w:r>
-        <w:rPr>
-          <w:rFonts w:ascii="Aptos" w:eastAsia="Aptos" w:hAnsi="Aptos" w:cs="Aptos"/>
-        </w:rPr>
-        <w:t xml:space="preserve">más, se exige entregar prototipos funcionales repartidos en hitos, por tanto un </w:t>
+      <w:proofErr w:type="spellStart"/>
+      <w:r>
+        <w:rPr>
+          <w:rFonts w:ascii="Aptos" w:eastAsia="Aptos" w:hAnsi="Aptos" w:cs="Aptos"/>
+        </w:rPr>
+        <w:t>Roomie</w:t>
+      </w:r>
+      <w:proofErr w:type="spellEnd"/>
+      <w:r>
+        <w:rPr>
+          <w:rFonts w:ascii="Aptos" w:eastAsia="Aptos" w:hAnsi="Aptos" w:cs="Aptos"/>
+        </w:rPr>
+        <w:t xml:space="preserve"> pretende ofrecer un servicio mantenido y con actualizaciones constantes a largo plazo. Ade</w:t>
+      </w:r>
+      <w:r>
+        <w:rPr>
+          <w:rFonts w:ascii="Aptos" w:eastAsia="Aptos" w:hAnsi="Aptos" w:cs="Aptos"/>
+        </w:rPr>
+        <w:t xml:space="preserve">más, se exige entregar prototipos funcionales repartidos en hitos, por </w:t>
+      </w:r>
+      <w:proofErr w:type="gramStart"/>
+      <w:r>
+        <w:rPr>
+          <w:rFonts w:ascii="Aptos" w:eastAsia="Aptos" w:hAnsi="Aptos" w:cs="Aptos"/>
+        </w:rPr>
+        <w:t>tanto</w:t>
+      </w:r>
+      <w:proofErr w:type="gramEnd"/>
+      <w:r>
+        <w:rPr>
+          <w:rFonts w:ascii="Aptos" w:eastAsia="Aptos" w:hAnsi="Aptos" w:cs="Aptos"/>
+        </w:rPr>
+        <w:t xml:space="preserve"> un </w:t>
       </w:r>
       <w:r>
         <w:rPr>
@@ -3556,7 +5392,15 @@
       <w:bookmarkStart w:id="11" w:name="_Toc223620054"/>
       <w:r>
         <w:lastRenderedPageBreak/>
-        <w:t>Nuestro Tablero KanBan (Hito 2)</w:t>
+        <w:t xml:space="preserve">Nuestro Tablero </w:t>
+      </w:r>
+      <w:proofErr w:type="spellStart"/>
+      <w:r>
+        <w:t>KanBan</w:t>
+      </w:r>
+      <w:proofErr w:type="spellEnd"/>
+      <w:r>
+        <w:t xml:space="preserve"> (Hito 2)</w:t>
       </w:r>
       <w:bookmarkEnd w:id="11"/>
     </w:p>
@@ -3596,7 +5440,7 @@
                     <pic:cNvPicPr/>
                   </pic:nvPicPr>
                   <pic:blipFill>
-                    <a:blip r:embed="rId11">
+                    <a:blip r:embed="rId14">
                       <a:extLst>
                         <a:ext uri="{28A0092B-C50C-407E-A947-70E740481C1C}">
                           <a14:useLocalDpi xmlns:a14="http://schemas.microsoft.com/office/drawing/2010/main"/>
@@ -3667,7 +5511,7 @@
                     <pic:cNvPicPr/>
                   </pic:nvPicPr>
                   <pic:blipFill>
-                    <a:blip r:embed="rId12">
+                    <a:blip r:embed="rId15">
                       <a:extLst>
                         <a:ext uri="{28A0092B-C50C-407E-A947-70E740481C1C}">
                           <a14:useLocalDpi xmlns:a14="http://schemas.microsoft.com/office/drawing/2010/main"/>
@@ -3737,7 +5581,21 @@
         <w:rPr>
           <w:rFonts w:ascii="Aptos" w:eastAsia="Aptos" w:hAnsi="Aptos" w:cs="Aptos"/>
         </w:rPr>
-        <w:t>En las primeras iteraciones del proyecto la mayoría de roles y tareas son compartidas, ya que todos estamos participando conjuntamente en todo tipo de tareas y no necesitamos aún a nadie que haga el rol de jefe de proyecto. En iteraciones más avanzadas tendremos roles y tareas más diferenciadas.</w:t>
+        <w:t xml:space="preserve">En las primeras iteraciones del proyecto la mayoría de </w:t>
+      </w:r>
+      <w:proofErr w:type="gramStart"/>
+      <w:r>
+        <w:rPr>
+          <w:rFonts w:ascii="Aptos" w:eastAsia="Aptos" w:hAnsi="Aptos" w:cs="Aptos"/>
+        </w:rPr>
+        <w:t>roles</w:t>
+      </w:r>
+      <w:proofErr w:type="gramEnd"/>
+      <w:r>
+        <w:rPr>
+          <w:rFonts w:ascii="Aptos" w:eastAsia="Aptos" w:hAnsi="Aptos" w:cs="Aptos"/>
+        </w:rPr>
+        <w:t xml:space="preserve"> y tareas son compartidas, ya que todos estamos participando conjuntamente en todo tipo de tareas y no necesitamos aún a nadie que haga el rol de jefe de proyecto. En iteraciones más avanzadas tendremos roles y tareas más diferenciadas.</w:t>
       </w:r>
     </w:p>
     <w:tbl>
@@ -3894,7 +5752,25 @@
                 <w:sz w:val="20"/>
                 <w:szCs w:val="20"/>
               </w:rPr>
-              <w:t>Creación de github, escribir introducción, descripción de ciclo de vida y plan de negocios</w:t>
+              <w:t xml:space="preserve">Creación de </w:t>
+            </w:r>
+            <w:proofErr w:type="spellStart"/>
+            <w:r>
+              <w:rPr>
+                <w:rFonts w:ascii="Arial" w:eastAsia="Arial" w:hAnsi="Arial" w:cs="Arial"/>
+                <w:sz w:val="20"/>
+                <w:szCs w:val="20"/>
+              </w:rPr>
+              <w:t>github</w:t>
+            </w:r>
+            <w:proofErr w:type="spellEnd"/>
+            <w:r>
+              <w:rPr>
+                <w:rFonts w:ascii="Arial" w:eastAsia="Arial" w:hAnsi="Arial" w:cs="Arial"/>
+                <w:sz w:val="20"/>
+                <w:szCs w:val="20"/>
+              </w:rPr>
+              <w:t>, escribir introducción, descripción de ciclo de vida y plan de negocios</w:t>
             </w:r>
           </w:p>
           <w:p/>
@@ -4229,7 +6105,21 @@
         <w:rPr>
           <w:rFonts w:ascii="Aptos" w:eastAsia="Aptos" w:hAnsi="Aptos" w:cs="Aptos"/>
         </w:rPr>
-        <w:t>Trabajamos para ayudar a los estudiantes a encontrar pisos durante su año lectivo. El resto de buscadores abarcan todo el mercado inmobiliario, no filtrando correctamente las posibles conexiones con centros de interés.</w:t>
+        <w:t xml:space="preserve">Trabajamos para ayudar a los estudiantes a encontrar pisos durante su año lectivo. El resto de </w:t>
+      </w:r>
+      <w:proofErr w:type="gramStart"/>
+      <w:r>
+        <w:rPr>
+          <w:rFonts w:ascii="Aptos" w:eastAsia="Aptos" w:hAnsi="Aptos" w:cs="Aptos"/>
+        </w:rPr>
+        <w:t>buscadores</w:t>
+      </w:r>
+      <w:proofErr w:type="gramEnd"/>
+      <w:r>
+        <w:rPr>
+          <w:rFonts w:ascii="Aptos" w:eastAsia="Aptos" w:hAnsi="Aptos" w:cs="Aptos"/>
+        </w:rPr>
+        <w:t xml:space="preserve"> abarcan todo el mercado inmobiliario, no filtrando correctamente las posibles conexiones con centros de interés.</w:t>
       </w:r>
     </w:p>
     <w:p>
@@ -4292,7 +6182,7 @@
         </w:rPr>
         <w:t xml:space="preserve">Alquiler de oficinas </w:t>
       </w:r>
-      <w:hyperlink r:id="rId13">
+      <w:hyperlink r:id="rId16">
         <w:r>
           <w:rPr>
             <w:rStyle w:val="Hipervnculo"/>
@@ -4426,7 +6316,21 @@
         <w:rPr>
           <w:rFonts w:ascii="Aptos" w:eastAsia="Aptos" w:hAnsi="Aptos" w:cs="Aptos"/>
         </w:rPr>
-        <w:t>Plan de Hostinger Cloud Startup 12 meses: 119,88€</w:t>
+        <w:t xml:space="preserve">Plan de Hostinger Cloud </w:t>
+      </w:r>
+      <w:proofErr w:type="gramStart"/>
+      <w:r>
+        <w:rPr>
+          <w:rFonts w:ascii="Aptos" w:eastAsia="Aptos" w:hAnsi="Aptos" w:cs="Aptos"/>
+        </w:rPr>
+        <w:t>Startup</w:t>
+      </w:r>
+      <w:proofErr w:type="gramEnd"/>
+      <w:r>
+        <w:rPr>
+          <w:rFonts w:ascii="Aptos" w:eastAsia="Aptos" w:hAnsi="Aptos" w:cs="Aptos"/>
+        </w:rPr>
+        <w:t xml:space="preserve"> 12 meses: 119,88€</w:t>
       </w:r>
     </w:p>
     <w:p>
@@ -5180,7 +7084,35 @@
         <w:rPr>
           <w:rFonts w:ascii="Aptos" w:eastAsia="Aptos" w:hAnsi="Aptos" w:cs="Aptos"/>
         </w:rPr>
-        <w:t xml:space="preserve">Caldas Blanco, M. E., Hidalgo Ortega, M. L. y Laraño DIaz, J. (2024). </w:t>
+        <w:t xml:space="preserve">Caldas Blanco, M. E., Hidalgo Ortega, M. L. y </w:t>
+      </w:r>
+      <w:proofErr w:type="spellStart"/>
+      <w:r>
+        <w:rPr>
+          <w:rFonts w:ascii="Aptos" w:eastAsia="Aptos" w:hAnsi="Aptos" w:cs="Aptos"/>
+        </w:rPr>
+        <w:t>Laraño</w:t>
+      </w:r>
+      <w:proofErr w:type="spellEnd"/>
+      <w:r>
+        <w:rPr>
+          <w:rFonts w:ascii="Aptos" w:eastAsia="Aptos" w:hAnsi="Aptos" w:cs="Aptos"/>
+        </w:rPr>
+        <w:t xml:space="preserve"> </w:t>
+      </w:r>
+      <w:proofErr w:type="spellStart"/>
+      <w:r>
+        <w:rPr>
+          <w:rFonts w:ascii="Aptos" w:eastAsia="Aptos" w:hAnsi="Aptos" w:cs="Aptos"/>
+        </w:rPr>
+        <w:t>DIaz</w:t>
+      </w:r>
+      <w:proofErr w:type="spellEnd"/>
+      <w:r>
+        <w:rPr>
+          <w:rFonts w:ascii="Aptos" w:eastAsia="Aptos" w:hAnsi="Aptos" w:cs="Aptos"/>
+        </w:rPr>
+        <w:t xml:space="preserve">, J. (2024). </w:t>
       </w:r>
       <w:r>
         <w:rPr>
@@ -5194,18 +7126,40 @@
         <w:rPr>
           <w:rFonts w:ascii="Aptos" w:eastAsia="Aptos" w:hAnsi="Aptos" w:cs="Aptos"/>
         </w:rPr>
-        <w:t>(Capítulo 4). Editex.</w:t>
+        <w:t xml:space="preserve">(Capítulo 4). </w:t>
+      </w:r>
+      <w:proofErr w:type="spellStart"/>
+      <w:r>
+        <w:rPr>
+          <w:rFonts w:ascii="Aptos" w:eastAsia="Aptos" w:hAnsi="Aptos" w:cs="Aptos"/>
+        </w:rPr>
+        <w:t>Editex</w:t>
+      </w:r>
+      <w:proofErr w:type="spellEnd"/>
+      <w:r>
+        <w:rPr>
+          <w:rFonts w:ascii="Aptos" w:eastAsia="Aptos" w:hAnsi="Aptos" w:cs="Aptos"/>
+        </w:rPr>
+        <w:t>.</w:t>
       </w:r>
     </w:p>
     <w:p>
       <w:pPr>
         <w:spacing w:line="276" w:lineRule="auto"/>
       </w:pPr>
-      <w:r>
-        <w:rPr>
-          <w:rFonts w:ascii="Aptos" w:eastAsia="Aptos" w:hAnsi="Aptos" w:cs="Aptos"/>
-        </w:rPr>
-        <w:t xml:space="preserve">elEconomista. (15 de septiembre de 2023). </w:t>
+      <w:proofErr w:type="spellStart"/>
+      <w:r>
+        <w:rPr>
+          <w:rFonts w:ascii="Aptos" w:eastAsia="Aptos" w:hAnsi="Aptos" w:cs="Aptos"/>
+        </w:rPr>
+        <w:t>elEconomista</w:t>
+      </w:r>
+      <w:proofErr w:type="spellEnd"/>
+      <w:r>
+        <w:rPr>
+          <w:rFonts w:ascii="Aptos" w:eastAsia="Aptos" w:hAnsi="Aptos" w:cs="Aptos"/>
+        </w:rPr>
+        <w:t xml:space="preserve">. (15 de septiembre de 2023). </w:t>
       </w:r>
       <w:r>
         <w:rPr>
@@ -5213,15 +7167,33 @@
           <w:i/>
           <w:iCs/>
         </w:rPr>
-        <w:t>Crece el número de estudiantes que decicen alquilar habitaciones en pisos compartidos.</w:t>
-      </w:r>
-      <w:r>
-        <w:rPr>
-          <w:rFonts w:ascii="Aptos" w:eastAsia="Aptos" w:hAnsi="Aptos" w:cs="Aptos"/>
-        </w:rPr>
-        <w:t xml:space="preserve"> </w:t>
-      </w:r>
-      <w:hyperlink r:id="rId14">
+        <w:t xml:space="preserve">Crece el número de estudiantes que </w:t>
+      </w:r>
+      <w:proofErr w:type="spellStart"/>
+      <w:r>
+        <w:rPr>
+          <w:rFonts w:ascii="Aptos" w:eastAsia="Aptos" w:hAnsi="Aptos" w:cs="Aptos"/>
+          <w:i/>
+          <w:iCs/>
+        </w:rPr>
+        <w:t>decicen</w:t>
+      </w:r>
+      <w:proofErr w:type="spellEnd"/>
+      <w:r>
+        <w:rPr>
+          <w:rFonts w:ascii="Aptos" w:eastAsia="Aptos" w:hAnsi="Aptos" w:cs="Aptos"/>
+          <w:i/>
+          <w:iCs/>
+        </w:rPr>
+        <w:t xml:space="preserve"> alquilar habitaciones en pisos compartidos.</w:t>
+      </w:r>
+      <w:r>
+        <w:rPr>
+          <w:rFonts w:ascii="Aptos" w:eastAsia="Aptos" w:hAnsi="Aptos" w:cs="Aptos"/>
+        </w:rPr>
+        <w:t xml:space="preserve"> </w:t>
+      </w:r>
+      <w:hyperlink r:id="rId17">
         <w:r>
           <w:rPr>
             <w:rStyle w:val="Hipervnculo"/>
@@ -5235,11 +7207,19 @@
       <w:pPr>
         <w:spacing w:line="276" w:lineRule="auto"/>
       </w:pPr>
-      <w:r>
-        <w:rPr>
-          <w:rFonts w:ascii="Aptos" w:eastAsia="Aptos" w:hAnsi="Aptos" w:cs="Aptos"/>
-        </w:rPr>
-        <w:t xml:space="preserve">Diánez Juan, S. (2025). </w:t>
+      <w:proofErr w:type="spellStart"/>
+      <w:r>
+        <w:rPr>
+          <w:rFonts w:ascii="Aptos" w:eastAsia="Aptos" w:hAnsi="Aptos" w:cs="Aptos"/>
+        </w:rPr>
+        <w:t>Diánez</w:t>
+      </w:r>
+      <w:proofErr w:type="spellEnd"/>
+      <w:r>
+        <w:rPr>
+          <w:rFonts w:ascii="Aptos" w:eastAsia="Aptos" w:hAnsi="Aptos" w:cs="Aptos"/>
+        </w:rPr>
+        <w:t xml:space="preserve"> Juan, S. (2025). </w:t>
       </w:r>
       <w:r>
         <w:rPr>
@@ -5255,7 +7235,7 @@
         </w:rPr>
         <w:t xml:space="preserve">IES Mutxamel. </w:t>
       </w:r>
-      <w:hyperlink r:id="rId15">
+      <w:hyperlink r:id="rId18">
         <w:r>
           <w:rPr>
             <w:rStyle w:val="Hipervnculo"/>
@@ -5269,11 +7249,19 @@
       <w:pPr>
         <w:spacing w:line="276" w:lineRule="auto"/>
       </w:pPr>
-      <w:r>
-        <w:rPr>
-          <w:rFonts w:ascii="Aptos" w:eastAsia="Aptos" w:hAnsi="Aptos" w:cs="Aptos"/>
-        </w:rPr>
-        <w:t xml:space="preserve">Diánez Juan, S. (2025). </w:t>
+      <w:proofErr w:type="spellStart"/>
+      <w:r>
+        <w:rPr>
+          <w:rFonts w:ascii="Aptos" w:eastAsia="Aptos" w:hAnsi="Aptos" w:cs="Aptos"/>
+        </w:rPr>
+        <w:t>Diánez</w:t>
+      </w:r>
+      <w:proofErr w:type="spellEnd"/>
+      <w:r>
+        <w:rPr>
+          <w:rFonts w:ascii="Aptos" w:eastAsia="Aptos" w:hAnsi="Aptos" w:cs="Aptos"/>
+        </w:rPr>
+        <w:t xml:space="preserve"> Juan, S. (2025). </w:t>
       </w:r>
       <w:r>
         <w:rPr>
@@ -5289,7 +7277,7 @@
         </w:rPr>
         <w:t xml:space="preserve">IES Mutxamel. </w:t>
       </w:r>
-      <w:hyperlink r:id="rId16">
+      <w:hyperlink r:id="rId19">
         <w:r>
           <w:rPr>
             <w:rStyle w:val="Hipervnculo"/>
@@ -5323,7 +7311,7 @@
         </w:rPr>
         <w:t xml:space="preserve">. </w:t>
       </w:r>
-      <w:hyperlink r:id="rId17">
+      <w:hyperlink r:id="rId20">
         <w:r>
           <w:rPr>
             <w:rStyle w:val="Hipervnculo"/>
@@ -5335,8 +7323,8 @@
     </w:p>
     <w:p/>
     <w:sectPr>
-      <w:headerReference w:type="default" r:id="rId18"/>
-      <w:footerReference w:type="default" r:id="rId19"/>
+      <w:headerReference w:type="default" r:id="rId21"/>
+      <w:footerReference w:type="default" r:id="rId22"/>
       <w:pgSz w:w="11906" w:h="16838"/>
       <w:pgMar w:top="1440" w:right="1440" w:bottom="1440" w:left="1440" w:header="720" w:footer="720" w:gutter="0"/>
       <w:cols w:space="720"/>
@@ -5763,6 +7751,119 @@
     </w:lvl>
   </w:abstractNum>
   <w:abstractNum w:abstractNumId="2" w15:restartNumberingAfterBreak="0">
+    <w:nsid w:val="1D32357D"/>
+    <w:multiLevelType w:val="hybridMultilevel"/>
+    <w:tmpl w:val="75440BD4"/>
+    <w:lvl w:ilvl="0" w:tplc="0C0A0001">
+      <w:start w:val="1"/>
+      <w:numFmt w:val="bullet"/>
+      <w:lvlText w:val=""/>
+      <w:lvlJc w:val="left"/>
+      <w:pPr>
+        <w:ind w:left="720" w:hanging="360"/>
+      </w:pPr>
+      <w:rPr>
+        <w:rFonts w:ascii="Symbol" w:hAnsi="Symbol" w:hint="default"/>
+      </w:rPr>
+    </w:lvl>
+    <w:lvl w:ilvl="1" w:tplc="0C0A0003" w:tentative="1">
+      <w:start w:val="1"/>
+      <w:numFmt w:val="bullet"/>
+      <w:lvlText w:val="o"/>
+      <w:lvlJc w:val="left"/>
+      <w:pPr>
+        <w:ind w:left="1440" w:hanging="360"/>
+      </w:pPr>
+      <w:rPr>
+        <w:rFonts w:ascii="Courier New" w:hAnsi="Courier New" w:cs="Courier New" w:hint="default"/>
+      </w:rPr>
+    </w:lvl>
+    <w:lvl w:ilvl="2" w:tplc="0C0A0005" w:tentative="1">
+      <w:start w:val="1"/>
+      <w:numFmt w:val="bullet"/>
+      <w:lvlText w:val=""/>
+      <w:lvlJc w:val="left"/>
+      <w:pPr>
+        <w:ind w:left="2160" w:hanging="360"/>
+      </w:pPr>
+      <w:rPr>
+        <w:rFonts w:ascii="Wingdings" w:hAnsi="Wingdings" w:hint="default"/>
+      </w:rPr>
+    </w:lvl>
+    <w:lvl w:ilvl="3" w:tplc="0C0A0001" w:tentative="1">
+      <w:start w:val="1"/>
+      <w:numFmt w:val="bullet"/>
+      <w:lvlText w:val=""/>
+      <w:lvlJc w:val="left"/>
+      <w:pPr>
+        <w:ind w:left="2880" w:hanging="360"/>
+      </w:pPr>
+      <w:rPr>
+        <w:rFonts w:ascii="Symbol" w:hAnsi="Symbol" w:hint="default"/>
+      </w:rPr>
+    </w:lvl>
+    <w:lvl w:ilvl="4" w:tplc="0C0A0003" w:tentative="1">
+      <w:start w:val="1"/>
+      <w:numFmt w:val="bullet"/>
+      <w:lvlText w:val="o"/>
+      <w:lvlJc w:val="left"/>
+      <w:pPr>
+        <w:ind w:left="3600" w:hanging="360"/>
+      </w:pPr>
+      <w:rPr>
+        <w:rFonts w:ascii="Courier New" w:hAnsi="Courier New" w:cs="Courier New" w:hint="default"/>
+      </w:rPr>
+    </w:lvl>
+    <w:lvl w:ilvl="5" w:tplc="0C0A0005" w:tentative="1">
+      <w:start w:val="1"/>
+      <w:numFmt w:val="bullet"/>
+      <w:lvlText w:val=""/>
+      <w:lvlJc w:val="left"/>
+      <w:pPr>
+        <w:ind w:left="4320" w:hanging="360"/>
+      </w:pPr>
+      <w:rPr>
+        <w:rFonts w:ascii="Wingdings" w:hAnsi="Wingdings" w:hint="default"/>
+      </w:rPr>
+    </w:lvl>
+    <w:lvl w:ilvl="6" w:tplc="0C0A0001" w:tentative="1">
+      <w:start w:val="1"/>
+      <w:numFmt w:val="bullet"/>
+      <w:lvlText w:val=""/>
+      <w:lvlJc w:val="left"/>
+      <w:pPr>
+        <w:ind w:left="5040" w:hanging="360"/>
+      </w:pPr>
+      <w:rPr>
+        <w:rFonts w:ascii="Symbol" w:hAnsi="Symbol" w:hint="default"/>
+      </w:rPr>
+    </w:lvl>
+    <w:lvl w:ilvl="7" w:tplc="0C0A0003" w:tentative="1">
+      <w:start w:val="1"/>
+      <w:numFmt w:val="bullet"/>
+      <w:lvlText w:val="o"/>
+      <w:lvlJc w:val="left"/>
+      <w:pPr>
+        <w:ind w:left="5760" w:hanging="360"/>
+      </w:pPr>
+      <w:rPr>
+        <w:rFonts w:ascii="Courier New" w:hAnsi="Courier New" w:cs="Courier New" w:hint="default"/>
+      </w:rPr>
+    </w:lvl>
+    <w:lvl w:ilvl="8" w:tplc="0C0A0005" w:tentative="1">
+      <w:start w:val="1"/>
+      <w:numFmt w:val="bullet"/>
+      <w:lvlText w:val=""/>
+      <w:lvlJc w:val="left"/>
+      <w:pPr>
+        <w:ind w:left="6480" w:hanging="360"/>
+      </w:pPr>
+      <w:rPr>
+        <w:rFonts w:ascii="Wingdings" w:hAnsi="Wingdings" w:hint="default"/>
+      </w:rPr>
+    </w:lvl>
+  </w:abstractNum>
+  <w:abstractNum w:abstractNumId="3" w15:restartNumberingAfterBreak="0">
     <w:nsid w:val="27808174"/>
     <w:multiLevelType w:val="hybridMultilevel"/>
     <w:tmpl w:val="6A16535E"/>
@@ -5875,7 +7976,7 @@
       </w:rPr>
     </w:lvl>
   </w:abstractNum>
-  <w:abstractNum w:abstractNumId="3" w15:restartNumberingAfterBreak="0">
+  <w:abstractNum w:abstractNumId="4" w15:restartNumberingAfterBreak="0">
     <w:nsid w:val="28CB5AAF"/>
     <w:multiLevelType w:val="hybridMultilevel"/>
     <w:tmpl w:val="CA18B24C"/>
@@ -5988,7 +8089,7 @@
       </w:rPr>
     </w:lvl>
   </w:abstractNum>
-  <w:abstractNum w:abstractNumId="4" w15:restartNumberingAfterBreak="0">
+  <w:abstractNum w:abstractNumId="5" w15:restartNumberingAfterBreak="0">
     <w:nsid w:val="2988CCC0"/>
     <w:multiLevelType w:val="hybridMultilevel"/>
     <w:tmpl w:val="62DE5948"/>
@@ -6101,7 +8202,7 @@
       </w:rPr>
     </w:lvl>
   </w:abstractNum>
-  <w:abstractNum w:abstractNumId="5" w15:restartNumberingAfterBreak="0">
+  <w:abstractNum w:abstractNumId="6" w15:restartNumberingAfterBreak="0">
     <w:nsid w:val="2D1F8272"/>
     <w:multiLevelType w:val="hybridMultilevel"/>
     <w:tmpl w:val="0ABE61A4"/>
@@ -6214,7 +8315,7 @@
       </w:rPr>
     </w:lvl>
   </w:abstractNum>
-  <w:abstractNum w:abstractNumId="6" w15:restartNumberingAfterBreak="0">
+  <w:abstractNum w:abstractNumId="7" w15:restartNumberingAfterBreak="0">
     <w:nsid w:val="3F06B2D3"/>
     <w:multiLevelType w:val="hybridMultilevel"/>
     <w:tmpl w:val="B8CABC7E"/>
@@ -6327,7 +8428,7 @@
       </w:rPr>
     </w:lvl>
   </w:abstractNum>
-  <w:abstractNum w:abstractNumId="7" w15:restartNumberingAfterBreak="0">
+  <w:abstractNum w:abstractNumId="8" w15:restartNumberingAfterBreak="0">
     <w:nsid w:val="41CDF0A9"/>
     <w:multiLevelType w:val="hybridMultilevel"/>
     <w:tmpl w:val="AEB25D38"/>
@@ -6413,7 +8514,7 @@
       </w:pPr>
     </w:lvl>
   </w:abstractNum>
-  <w:abstractNum w:abstractNumId="8" w15:restartNumberingAfterBreak="0">
+  <w:abstractNum w:abstractNumId="9" w15:restartNumberingAfterBreak="0">
     <w:nsid w:val="4B227C16"/>
     <w:multiLevelType w:val="hybridMultilevel"/>
     <w:tmpl w:val="69CE6CCC"/>
@@ -6526,7 +8627,7 @@
       </w:rPr>
     </w:lvl>
   </w:abstractNum>
-  <w:abstractNum w:abstractNumId="9" w15:restartNumberingAfterBreak="0">
+  <w:abstractNum w:abstractNumId="10" w15:restartNumberingAfterBreak="0">
     <w:nsid w:val="4E0A65EB"/>
     <w:multiLevelType w:val="hybridMultilevel"/>
     <w:tmpl w:val="E68E67B0"/>
@@ -6639,7 +8740,7 @@
       </w:rPr>
     </w:lvl>
   </w:abstractNum>
-  <w:abstractNum w:abstractNumId="10" w15:restartNumberingAfterBreak="0">
+  <w:abstractNum w:abstractNumId="11" w15:restartNumberingAfterBreak="0">
     <w:nsid w:val="573BA664"/>
     <w:multiLevelType w:val="multilevel"/>
     <w:tmpl w:val="1BFE550E"/>
@@ -6725,7 +8826,7 @@
       </w:pPr>
     </w:lvl>
   </w:abstractNum>
-  <w:abstractNum w:abstractNumId="11" w15:restartNumberingAfterBreak="0">
+  <w:abstractNum w:abstractNumId="12" w15:restartNumberingAfterBreak="0">
     <w:nsid w:val="5A6F4870"/>
     <w:multiLevelType w:val="hybridMultilevel"/>
     <w:tmpl w:val="94AE46AA"/>
@@ -6838,7 +8939,7 @@
       </w:rPr>
     </w:lvl>
   </w:abstractNum>
-  <w:abstractNum w:abstractNumId="12" w15:restartNumberingAfterBreak="0">
+  <w:abstractNum w:abstractNumId="13" w15:restartNumberingAfterBreak="0">
     <w:nsid w:val="5E20A2D6"/>
     <w:multiLevelType w:val="hybridMultilevel"/>
     <w:tmpl w:val="5956AD64"/>
@@ -6951,7 +9052,7 @@
       </w:rPr>
     </w:lvl>
   </w:abstractNum>
-  <w:abstractNum w:abstractNumId="13" w15:restartNumberingAfterBreak="0">
+  <w:abstractNum w:abstractNumId="14" w15:restartNumberingAfterBreak="0">
     <w:nsid w:val="61EE0F9E"/>
     <w:multiLevelType w:val="multilevel"/>
     <w:tmpl w:val="C5E6BF1E"/>
@@ -7037,7 +9138,7 @@
       </w:pPr>
     </w:lvl>
   </w:abstractNum>
-  <w:abstractNum w:abstractNumId="14" w15:restartNumberingAfterBreak="0">
+  <w:abstractNum w:abstractNumId="15" w15:restartNumberingAfterBreak="0">
     <w:nsid w:val="6E6F6B00"/>
     <w:multiLevelType w:val="hybridMultilevel"/>
     <w:tmpl w:val="65D885F8"/>
@@ -7150,50 +9251,169 @@
       </w:rPr>
     </w:lvl>
   </w:abstractNum>
+  <w:abstractNum w:abstractNumId="16" w15:restartNumberingAfterBreak="0">
+    <w:nsid w:val="7B622CB4"/>
+    <w:multiLevelType w:val="hybridMultilevel"/>
+    <w:tmpl w:val="86B0A450"/>
+    <w:lvl w:ilvl="0" w:tplc="0C0A0001">
+      <w:start w:val="1"/>
+      <w:numFmt w:val="bullet"/>
+      <w:lvlText w:val=""/>
+      <w:lvlJc w:val="left"/>
+      <w:pPr>
+        <w:ind w:left="720" w:hanging="360"/>
+      </w:pPr>
+      <w:rPr>
+        <w:rFonts w:ascii="Symbol" w:hAnsi="Symbol" w:hint="default"/>
+      </w:rPr>
+    </w:lvl>
+    <w:lvl w:ilvl="1" w:tplc="0C0A0003" w:tentative="1">
+      <w:start w:val="1"/>
+      <w:numFmt w:val="bullet"/>
+      <w:lvlText w:val="o"/>
+      <w:lvlJc w:val="left"/>
+      <w:pPr>
+        <w:ind w:left="1440" w:hanging="360"/>
+      </w:pPr>
+      <w:rPr>
+        <w:rFonts w:ascii="Courier New" w:hAnsi="Courier New" w:cs="Courier New" w:hint="default"/>
+      </w:rPr>
+    </w:lvl>
+    <w:lvl w:ilvl="2" w:tplc="0C0A0005" w:tentative="1">
+      <w:start w:val="1"/>
+      <w:numFmt w:val="bullet"/>
+      <w:lvlText w:val=""/>
+      <w:lvlJc w:val="left"/>
+      <w:pPr>
+        <w:ind w:left="2160" w:hanging="360"/>
+      </w:pPr>
+      <w:rPr>
+        <w:rFonts w:ascii="Wingdings" w:hAnsi="Wingdings" w:hint="default"/>
+      </w:rPr>
+    </w:lvl>
+    <w:lvl w:ilvl="3" w:tplc="0C0A0001" w:tentative="1">
+      <w:start w:val="1"/>
+      <w:numFmt w:val="bullet"/>
+      <w:lvlText w:val=""/>
+      <w:lvlJc w:val="left"/>
+      <w:pPr>
+        <w:ind w:left="2880" w:hanging="360"/>
+      </w:pPr>
+      <w:rPr>
+        <w:rFonts w:ascii="Symbol" w:hAnsi="Symbol" w:hint="default"/>
+      </w:rPr>
+    </w:lvl>
+    <w:lvl w:ilvl="4" w:tplc="0C0A0003" w:tentative="1">
+      <w:start w:val="1"/>
+      <w:numFmt w:val="bullet"/>
+      <w:lvlText w:val="o"/>
+      <w:lvlJc w:val="left"/>
+      <w:pPr>
+        <w:ind w:left="3600" w:hanging="360"/>
+      </w:pPr>
+      <w:rPr>
+        <w:rFonts w:ascii="Courier New" w:hAnsi="Courier New" w:cs="Courier New" w:hint="default"/>
+      </w:rPr>
+    </w:lvl>
+    <w:lvl w:ilvl="5" w:tplc="0C0A0005" w:tentative="1">
+      <w:start w:val="1"/>
+      <w:numFmt w:val="bullet"/>
+      <w:lvlText w:val=""/>
+      <w:lvlJc w:val="left"/>
+      <w:pPr>
+        <w:ind w:left="4320" w:hanging="360"/>
+      </w:pPr>
+      <w:rPr>
+        <w:rFonts w:ascii="Wingdings" w:hAnsi="Wingdings" w:hint="default"/>
+      </w:rPr>
+    </w:lvl>
+    <w:lvl w:ilvl="6" w:tplc="0C0A0001" w:tentative="1">
+      <w:start w:val="1"/>
+      <w:numFmt w:val="bullet"/>
+      <w:lvlText w:val=""/>
+      <w:lvlJc w:val="left"/>
+      <w:pPr>
+        <w:ind w:left="5040" w:hanging="360"/>
+      </w:pPr>
+      <w:rPr>
+        <w:rFonts w:ascii="Symbol" w:hAnsi="Symbol" w:hint="default"/>
+      </w:rPr>
+    </w:lvl>
+    <w:lvl w:ilvl="7" w:tplc="0C0A0003" w:tentative="1">
+      <w:start w:val="1"/>
+      <w:numFmt w:val="bullet"/>
+      <w:lvlText w:val="o"/>
+      <w:lvlJc w:val="left"/>
+      <w:pPr>
+        <w:ind w:left="5760" w:hanging="360"/>
+      </w:pPr>
+      <w:rPr>
+        <w:rFonts w:ascii="Courier New" w:hAnsi="Courier New" w:cs="Courier New" w:hint="default"/>
+      </w:rPr>
+    </w:lvl>
+    <w:lvl w:ilvl="8" w:tplc="0C0A0005" w:tentative="1">
+      <w:start w:val="1"/>
+      <w:numFmt w:val="bullet"/>
+      <w:lvlText w:val=""/>
+      <w:lvlJc w:val="left"/>
+      <w:pPr>
+        <w:ind w:left="6480" w:hanging="360"/>
+      </w:pPr>
+      <w:rPr>
+        <w:rFonts w:ascii="Wingdings" w:hAnsi="Wingdings" w:hint="default"/>
+      </w:rPr>
+    </w:lvl>
+  </w:abstractNum>
   <w:num w:numId="1" w16cid:durableId="2007244446">
-    <w:abstractNumId w:val="3"/>
+    <w:abstractNumId w:val="4"/>
   </w:num>
   <w:num w:numId="2" w16cid:durableId="1865243677">
+    <w:abstractNumId w:val="7"/>
+  </w:num>
+  <w:num w:numId="3" w16cid:durableId="425276251">
+    <w:abstractNumId w:val="10"/>
+  </w:num>
+  <w:num w:numId="4" w16cid:durableId="267660733">
     <w:abstractNumId w:val="6"/>
   </w:num>
-  <w:num w:numId="3" w16cid:durableId="425276251">
+  <w:num w:numId="5" w16cid:durableId="1476215397">
     <w:abstractNumId w:val="9"/>
-  </w:num>
-  <w:num w:numId="4" w16cid:durableId="267660733">
-    <w:abstractNumId w:val="5"/>
-  </w:num>
-  <w:num w:numId="5" w16cid:durableId="1476215397">
-    <w:abstractNumId w:val="8"/>
   </w:num>
   <w:num w:numId="6" w16cid:durableId="1959069539">
     <w:abstractNumId w:val="0"/>
   </w:num>
   <w:num w:numId="7" w16cid:durableId="361321672">
-    <w:abstractNumId w:val="14"/>
+    <w:abstractNumId w:val="15"/>
   </w:num>
   <w:num w:numId="8" w16cid:durableId="2057123933">
-    <w:abstractNumId w:val="7"/>
+    <w:abstractNumId w:val="8"/>
   </w:num>
   <w:num w:numId="9" w16cid:durableId="1011220778">
-    <w:abstractNumId w:val="11"/>
+    <w:abstractNumId w:val="12"/>
   </w:num>
   <w:num w:numId="10" w16cid:durableId="740562609">
-    <w:abstractNumId w:val="2"/>
+    <w:abstractNumId w:val="3"/>
   </w:num>
   <w:num w:numId="11" w16cid:durableId="1137379528">
     <w:abstractNumId w:val="1"/>
   </w:num>
   <w:num w:numId="12" w16cid:durableId="1668706181">
-    <w:abstractNumId w:val="4"/>
+    <w:abstractNumId w:val="5"/>
   </w:num>
   <w:num w:numId="13" w16cid:durableId="516777353">
-    <w:abstractNumId w:val="10"/>
+    <w:abstractNumId w:val="11"/>
   </w:num>
   <w:num w:numId="14" w16cid:durableId="921599014">
-    <w:abstractNumId w:val="12"/>
+    <w:abstractNumId w:val="13"/>
   </w:num>
   <w:num w:numId="15" w16cid:durableId="1471242181">
-    <w:abstractNumId w:val="13"/>
+    <w:abstractNumId w:val="14"/>
+  </w:num>
+  <w:num w:numId="16" w16cid:durableId="1280255786">
+    <w:abstractNumId w:val="2"/>
+  </w:num>
+  <w:num w:numId="17" w16cid:durableId="1111163449">
+    <w:abstractNumId w:val="16"/>
   </w:num>
 </w:numbering>
 </file>
@@ -7641,6 +9861,7 @@
   <w:style w:type="character" w:default="1" w:styleId="Fuentedeprrafopredeter">
     <w:name w:val="Default Paragraph Font"/>
     <w:uiPriority w:val="1"/>
+    <w:semiHidden/>
     <w:unhideWhenUsed/>
   </w:style>
   <w:style w:type="table" w:default="1" w:styleId="Tablanormal">
@@ -8142,10 +10363,213 @@
 <b:Sources xmlns:b="http://schemas.openxmlformats.org/officeDocument/2006/bibliography" xmlns="http://schemas.openxmlformats.org/officeDocument/2006/bibliography" SelectedStyle="\APASixthEditionOfficeOnline.xsl" StyleName="APA" Version="6"/>
 </file>
 
+<file path=customXml/item2.xml><?xml version="1.0" encoding="utf-8"?>
+<p:properties xmlns:p="http://schemas.microsoft.com/office/2006/metadata/properties" xmlns:xsi="http://www.w3.org/2001/XMLSchema-instance" xmlns:pc="http://schemas.microsoft.com/office/infopath/2007/PartnerControls">
+  <documentManagement>
+    <_activity xmlns="d05fafeb-8cd0-4ca3-bfc2-8403829aa73e" xsi:nil="true"/>
+  </documentManagement>
+</p:properties>
+</file>
+
+<file path=customXml/item3.xml><?xml version="1.0" encoding="utf-8"?>
+<?mso-contentType ?>
+<FormTemplates xmlns="http://schemas.microsoft.com/sharepoint/v3/contenttype/forms">
+  <Display>DocumentLibraryForm</Display>
+  <Edit>DocumentLibraryForm</Edit>
+  <New>DocumentLibraryForm</New>
+</FormTemplates>
+</file>
+
+<file path=customXml/item4.xml><?xml version="1.0" encoding="utf-8"?>
+<ct:contentTypeSchema xmlns:ct="http://schemas.microsoft.com/office/2006/metadata/contentType" xmlns:ma="http://schemas.microsoft.com/office/2006/metadata/properties/metaAttributes" ct:_="" ma:_="" ma:contentTypeName="Documento" ma:contentTypeID="0x0101002F5E8EE332397542B8BB75AF29E80DA2" ma:contentTypeVersion="5" ma:contentTypeDescription="Crear nuevo documento." ma:contentTypeScope="" ma:versionID="4d02e74581b067f40c888b71b534a43b">
+  <xsd:schema xmlns:xsd="http://www.w3.org/2001/XMLSchema" xmlns:xs="http://www.w3.org/2001/XMLSchema" xmlns:p="http://schemas.microsoft.com/office/2006/metadata/properties" xmlns:ns3="d05fafeb-8cd0-4ca3-bfc2-8403829aa73e" targetNamespace="http://schemas.microsoft.com/office/2006/metadata/properties" ma:root="true" ma:fieldsID="6f6ea4f18b227e563cf6e8dad0eb12f1" ns3:_="">
+    <xsd:import namespace="d05fafeb-8cd0-4ca3-bfc2-8403829aa73e"/>
+    <xsd:element name="properties">
+      <xsd:complexType>
+        <xsd:sequence>
+          <xsd:element name="documentManagement">
+            <xsd:complexType>
+              <xsd:all>
+                <xsd:element ref="ns3:MediaServiceDateTaken" minOccurs="0"/>
+                <xsd:element ref="ns3:MediaServiceMetadata" minOccurs="0"/>
+                <xsd:element ref="ns3:MediaServiceFastMetadata" minOccurs="0"/>
+                <xsd:element ref="ns3:MediaServiceSearchProperties" minOccurs="0"/>
+                <xsd:element ref="ns3:_activity" minOccurs="0"/>
+              </xsd:all>
+            </xsd:complexType>
+          </xsd:element>
+        </xsd:sequence>
+      </xsd:complexType>
+    </xsd:element>
+  </xsd:schema>
+  <xsd:schema xmlns:xsd="http://www.w3.org/2001/XMLSchema" xmlns:xs="http://www.w3.org/2001/XMLSchema" xmlns:dms="http://schemas.microsoft.com/office/2006/documentManagement/types" xmlns:pc="http://schemas.microsoft.com/office/infopath/2007/PartnerControls" targetNamespace="d05fafeb-8cd0-4ca3-bfc2-8403829aa73e" elementFormDefault="qualified">
+    <xsd:import namespace="http://schemas.microsoft.com/office/2006/documentManagement/types"/>
+    <xsd:import namespace="http://schemas.microsoft.com/office/infopath/2007/PartnerControls"/>
+    <xsd:element name="MediaServiceDateTaken" ma:index="8" nillable="true" ma:displayName="MediaServiceDateTaken" ma:hidden="true" ma:indexed="true" ma:internalName="MediaServiceDateTaken" ma:readOnly="true">
+      <xsd:simpleType>
+        <xsd:restriction base="dms:Text"/>
+      </xsd:simpleType>
+    </xsd:element>
+    <xsd:element name="MediaServiceMetadata" ma:index="9" nillable="true" ma:displayName="MediaServiceMetadata" ma:hidden="true" ma:internalName="MediaServiceMetadata" ma:readOnly="true">
+      <xsd:simpleType>
+        <xsd:restriction base="dms:Note"/>
+      </xsd:simpleType>
+    </xsd:element>
+    <xsd:element name="MediaServiceFastMetadata" ma:index="10" nillable="true" ma:displayName="MediaServiceFastMetadata" ma:hidden="true" ma:internalName="MediaServiceFastMetadata" ma:readOnly="true">
+      <xsd:simpleType>
+        <xsd:restriction base="dms:Note"/>
+      </xsd:simpleType>
+    </xsd:element>
+    <xsd:element name="MediaServiceSearchProperties" ma:index="11" nillable="true" ma:displayName="MediaServiceSearchProperties" ma:hidden="true" ma:internalName="MediaServiceSearchProperties" ma:readOnly="true">
+      <xsd:simpleType>
+        <xsd:restriction base="dms:Note"/>
+      </xsd:simpleType>
+    </xsd:element>
+    <xsd:element name="_activity" ma:index="12" nillable="true" ma:displayName="_activity" ma:hidden="true" ma:internalName="_activity">
+      <xsd:simpleType>
+        <xsd:restriction base="dms:Note"/>
+      </xsd:simpleType>
+    </xsd:element>
+  </xsd:schema>
+  <xsd:schema xmlns="http://schemas.openxmlformats.org/package/2006/metadata/core-properties" xmlns:xsd="http://www.w3.org/2001/XMLSchema" xmlns:xsi="http://www.w3.org/2001/XMLSchema-instance" xmlns:dc="http://purl.org/dc/elements/1.1/" xmlns:dcterms="http://purl.org/dc/terms/" xmlns:odoc="http://schemas.microsoft.com/internal/obd" targetNamespace="http://schemas.openxmlformats.org/package/2006/metadata/core-properties" elementFormDefault="qualified" attributeFormDefault="unqualified" blockDefault="#all">
+    <xsd:import namespace="http://purl.org/dc/elements/1.1/" schemaLocation="http://dublincore.org/schemas/xmls/qdc/2003/04/02/dc.xsd"/>
+    <xsd:import namespace="http://purl.org/dc/terms/" schemaLocation="http://dublincore.org/schemas/xmls/qdc/2003/04/02/dcterms.xsd"/>
+    <xsd:element name="coreProperties" type="CT_coreProperties"/>
+    <xsd:complexType name="CT_coreProperties">
+      <xsd:all>
+        <xsd:element ref="dc:creator" minOccurs="0" maxOccurs="1"/>
+        <xsd:element ref="dcterms:created" minOccurs="0" maxOccurs="1"/>
+        <xsd:element ref="dc:identifier" minOccurs="0" maxOccurs="1"/>
+        <xsd:element name="contentType" minOccurs="0" maxOccurs="1" type="xsd:string" ma:index="0" ma:displayName="Tipo de contenido"/>
+        <xsd:element ref="dc:title" minOccurs="0" maxOccurs="1" ma:index="4" ma:displayName="Título"/>
+        <xsd:element ref="dc:subject" minOccurs="0" maxOccurs="1"/>
+        <xsd:element ref="dc:description" minOccurs="0" maxOccurs="1"/>
+        <xsd:element name="keywords" minOccurs="0" maxOccurs="1" type="xsd:string"/>
+        <xsd:element ref="dc:language" minOccurs="0" maxOccurs="1"/>
+        <xsd:element name="category" minOccurs="0" maxOccurs="1" type="xsd:string"/>
+        <xsd:element name="version" minOccurs="0" maxOccurs="1" type="xsd:string"/>
+        <xsd:element name="revision" minOccurs="0" maxOccurs="1" type="xsd:string">
+          <xsd:annotation>
+            <xsd:documentation>
+                        This value indicates the number of saves or revisions. The application is responsible for updating this value after each revision.
+                    </xsd:documentation>
+          </xsd:annotation>
+        </xsd:element>
+        <xsd:element name="lastModifiedBy" minOccurs="0" maxOccurs="1" type="xsd:string"/>
+        <xsd:element ref="dcterms:modified" minOccurs="0" maxOccurs="1"/>
+        <xsd:element name="contentStatus" minOccurs="0" maxOccurs="1" type="xsd:string"/>
+      </xsd:all>
+    </xsd:complexType>
+  </xsd:schema>
+  <xs:schema xmlns:pc="http://schemas.microsoft.com/office/infopath/2007/PartnerControls" xmlns:xs="http://www.w3.org/2001/XMLSchema" targetNamespace="http://schemas.microsoft.com/office/infopath/2007/PartnerControls" elementFormDefault="qualified" attributeFormDefault="unqualified">
+    <xs:element name="Person">
+      <xs:complexType>
+        <xs:sequence>
+          <xs:element ref="pc:DisplayName" minOccurs="0"/>
+          <xs:element ref="pc:AccountId" minOccurs="0"/>
+          <xs:element ref="pc:AccountType" minOccurs="0"/>
+        </xs:sequence>
+      </xs:complexType>
+    </xs:element>
+    <xs:element name="DisplayName" type="xs:string"/>
+    <xs:element name="AccountId" type="xs:string"/>
+    <xs:element name="AccountType" type="xs:string"/>
+    <xs:element name="BDCAssociatedEntity">
+      <xs:complexType>
+        <xs:sequence>
+          <xs:element ref="pc:BDCEntity" minOccurs="0" maxOccurs="unbounded"/>
+        </xs:sequence>
+        <xs:attribute ref="pc:EntityNamespace"/>
+        <xs:attribute ref="pc:EntityName"/>
+        <xs:attribute ref="pc:SystemInstanceName"/>
+        <xs:attribute ref="pc:AssociationName"/>
+      </xs:complexType>
+    </xs:element>
+    <xs:attribute name="EntityNamespace" type="xs:string"/>
+    <xs:attribute name="EntityName" type="xs:string"/>
+    <xs:attribute name="SystemInstanceName" type="xs:string"/>
+    <xs:attribute name="AssociationName" type="xs:string"/>
+    <xs:element name="BDCEntity">
+      <xs:complexType>
+        <xs:sequence>
+          <xs:element ref="pc:EntityDisplayName" minOccurs="0"/>
+          <xs:element ref="pc:EntityInstanceReference" minOccurs="0"/>
+          <xs:element ref="pc:EntityId1" minOccurs="0"/>
+          <xs:element ref="pc:EntityId2" minOccurs="0"/>
+          <xs:element ref="pc:EntityId3" minOccurs="0"/>
+          <xs:element ref="pc:EntityId4" minOccurs="0"/>
+          <xs:element ref="pc:EntityId5" minOccurs="0"/>
+        </xs:sequence>
+      </xs:complexType>
+    </xs:element>
+    <xs:element name="EntityDisplayName" type="xs:string"/>
+    <xs:element name="EntityInstanceReference" type="xs:string"/>
+    <xs:element name="EntityId1" type="xs:string"/>
+    <xs:element name="EntityId2" type="xs:string"/>
+    <xs:element name="EntityId3" type="xs:string"/>
+    <xs:element name="EntityId4" type="xs:string"/>
+    <xs:element name="EntityId5" type="xs:string"/>
+    <xs:element name="Terms">
+      <xs:complexType>
+        <xs:sequence>
+          <xs:element ref="pc:TermInfo" minOccurs="0" maxOccurs="unbounded"/>
+        </xs:sequence>
+      </xs:complexType>
+    </xs:element>
+    <xs:element name="TermInfo">
+      <xs:complexType>
+        <xs:sequence>
+          <xs:element ref="pc:TermName" minOccurs="0"/>
+          <xs:element ref="pc:TermId" minOccurs="0"/>
+        </xs:sequence>
+      </xs:complexType>
+    </xs:element>
+    <xs:element name="TermName" type="xs:string"/>
+    <xs:element name="TermId" type="xs:string"/>
+  </xs:schema>
+</ct:contentTypeSchema>
+</file>
+
 <file path=customXml/itemProps1.xml><?xml version="1.0" encoding="utf-8"?>
 <ds:datastoreItem xmlns:ds="http://schemas.openxmlformats.org/officeDocument/2006/customXml" ds:itemID="{84CA4A16-CE6B-4C64-8CA7-CF5CBE9EE313}">
   <ds:schemaRefs>
     <ds:schemaRef ds:uri="http://schemas.openxmlformats.org/officeDocument/2006/bibliography"/>
   </ds:schemaRefs>
 </ds:datastoreItem>
+</file>
+
+<file path=customXml/itemProps2.xml><?xml version="1.0" encoding="utf-8"?>
+<ds:datastoreItem xmlns:ds="http://schemas.openxmlformats.org/officeDocument/2006/customXml" ds:itemID="{6C973ABE-01AD-4479-91B2-6C831642CD01}">
+  <ds:schemaRefs>
+    <ds:schemaRef ds:uri="http://schemas.microsoft.com/office/2006/metadata/properties"/>
+    <ds:schemaRef ds:uri="http://schemas.microsoft.com/office/infopath/2007/PartnerControls"/>
+    <ds:schemaRef ds:uri="d05fafeb-8cd0-4ca3-bfc2-8403829aa73e"/>
+  </ds:schemaRefs>
+</ds:datastoreItem>
+</file>
+
+<file path=customXml/itemProps3.xml><?xml version="1.0" encoding="utf-8"?>
+<ds:datastoreItem xmlns:ds="http://schemas.openxmlformats.org/officeDocument/2006/customXml" ds:itemID="{9C62D19F-2C4B-4163-B98D-18BF5B309744}">
+  <ds:schemaRefs>
+    <ds:schemaRef ds:uri="http://schemas.microsoft.com/sharepoint/v3/contenttype/forms"/>
+  </ds:schemaRefs>
+</ds:datastoreItem>
+</file>
+
+<file path=customXml/itemProps4.xml><?xml version="1.0" encoding="utf-8"?>
+<ds:datastoreItem xmlns:ds="http://schemas.openxmlformats.org/officeDocument/2006/customXml" ds:itemID="{1DB4DC36-AD7A-4853-9C6B-4ADFFDB99AD0}">
+  <ds:schemaRefs>
+    <ds:schemaRef ds:uri="http://schemas.microsoft.com/office/2006/metadata/contentType"/>
+    <ds:schemaRef ds:uri="http://schemas.microsoft.com/office/2006/metadata/properties/metaAttributes"/>
+    <ds:schemaRef ds:uri="http://www.w3.org/2001/XMLSchema"/>
+    <ds:schemaRef ds:uri="http://schemas.microsoft.com/office/2006/metadata/properties"/>
+    <ds:schemaRef ds:uri="d05fafeb-8cd0-4ca3-bfc2-8403829aa73e"/>
+    <ds:schemaRef ds:uri="http://schemas.microsoft.com/office/2006/documentManagement/types"/>
+    <ds:schemaRef ds:uri="http://schemas.microsoft.com/office/infopath/2007/PartnerControls"/>
+    <ds:schemaRef ds:uri="http://schemas.openxmlformats.org/package/2006/metadata/core-properties"/>
+    <ds:schemaRef ds:uri="http://purl.org/dc/elements/1.1/"/>
+    <ds:schemaRef ds:uri="http://purl.org/dc/terms/"/>
+    <ds:schemaRef ds:uri="http://schemas.microsoft.com/internal/obd"/>
+  </ds:schemaRefs>
+</ds:datastoreItem>
 </file>